--- a/Doc_Framework_Basic.docx
+++ b/Doc_Framework_Basic.docx
@@ -5650,6 +5650,9 @@
     </w:p>
     <w:p>
       <w:r>
+        <w:rPr>
+          <w:noProof/>
+        </w:rPr>
         <w:drawing>
           <wp:inline distT="0" distB="0" distL="0" distR="0" wp14:anchorId="55D2B9D4" wp14:editId="39E4E3DB">
             <wp:extent cx="5408930" cy="684530"/>
@@ -5697,6 +5700,9 @@
     </w:p>
     <w:p>
       <w:r>
+        <w:rPr>
+          <w:noProof/>
+        </w:rPr>
         <w:drawing>
           <wp:inline distT="0" distB="0" distL="0" distR="0" wp14:anchorId="6698DD2B" wp14:editId="1169B20F">
             <wp:extent cx="5380186" cy="693480"/>
@@ -6102,6 +6108,9 @@
         <w:jc w:val="center"/>
       </w:pPr>
       <w:r>
+        <w:rPr>
+          <w:noProof/>
+        </w:rPr>
         <w:drawing>
           <wp:inline distT="0" distB="0" distL="0" distR="0" wp14:anchorId="665A59D4" wp14:editId="3335010B">
             <wp:extent cx="4587638" cy="3063505"/>
@@ -6160,6 +6169,9 @@
         <w:jc w:val="center"/>
       </w:pPr>
       <w:r>
+        <w:rPr>
+          <w:noProof/>
+        </w:rPr>
         <w:drawing>
           <wp:inline distT="0" distB="0" distL="0" distR="0" wp14:anchorId="620BE64F" wp14:editId="5D23E270">
             <wp:extent cx="2864397" cy="2237509"/>
@@ -6494,6 +6506,53 @@
       </w:r>
     </w:p>
     <w:p>
+      <w:r>
+        <w:t>Híbrido LoRaWAN com LoRa</w:t>
+      </w:r>
+    </w:p>
+    <w:p>
+      <w:pPr>
+        <w:jc w:val="center"/>
+      </w:pPr>
+      <w:r>
+        <w:drawing>
+          <wp:inline distT="0" distB="0" distL="0" distR="0" wp14:anchorId="40D99C82" wp14:editId="317241A6">
+            <wp:extent cx="5408930" cy="2122170"/>
+            <wp:effectExtent l="0" t="0" r="1270" b="0"/>
+            <wp:docPr id="256041642" name="Imagem 1"/>
+            <wp:cNvGraphicFramePr>
+              <a:graphicFrameLocks xmlns:a="http://schemas.openxmlformats.org/drawingml/2006/main" noChangeAspect="1"/>
+            </wp:cNvGraphicFramePr>
+            <a:graphic xmlns:a="http://schemas.openxmlformats.org/drawingml/2006/main">
+              <a:graphicData uri="http://schemas.openxmlformats.org/drawingml/2006/picture">
+                <pic:pic xmlns:pic="http://schemas.openxmlformats.org/drawingml/2006/picture">
+                  <pic:nvPicPr>
+                    <pic:cNvPr id="256041642" name=""/>
+                    <pic:cNvPicPr/>
+                  </pic:nvPicPr>
+                  <pic:blipFill>
+                    <a:blip r:embed="rId36"/>
+                    <a:stretch>
+                      <a:fillRect/>
+                    </a:stretch>
+                  </pic:blipFill>
+                  <pic:spPr>
+                    <a:xfrm>
+                      <a:off x="0" y="0"/>
+                      <a:ext cx="5408930" cy="2122170"/>
+                    </a:xfrm>
+                    <a:prstGeom prst="rect">
+                      <a:avLst/>
+                    </a:prstGeom>
+                  </pic:spPr>
+                </pic:pic>
+              </a:graphicData>
+            </a:graphic>
+          </wp:inline>
+        </w:drawing>
+      </w:r>
+    </w:p>
+    <w:p>
       <w:pPr>
         <w:pStyle w:val="Ttulo2"/>
         <w:numPr>
@@ -6572,6 +6631,7 @@
       </w:pPr>
       <w:bookmarkStart w:id="20" w:name="_Toc231936149"/>
       <w:r>
+        <w:lastRenderedPageBreak/>
         <w:t xml:space="preserve">Camada física – </w:t>
       </w:r>
       <w:r>
@@ -6633,6 +6693,18 @@
       </w:pPr>
       <w:r>
         <w:t>WiFi</w:t>
+      </w:r>
+    </w:p>
+    <w:p>
+      <w:pPr>
+        <w:pStyle w:val="PargrafodaLista"/>
+        <w:numPr>
+          <w:ilvl w:val="0"/>
+          <w:numId w:val="23"/>
+        </w:numPr>
+      </w:pPr>
+      <w:r>
+        <w:t>Bluetooth</w:t>
       </w:r>
     </w:p>
     <w:p>
@@ -6679,7 +6751,6 @@
       </w:pPr>
       <w:bookmarkStart w:id="21" w:name="_Toc231936150"/>
       <w:r>
-        <w:lastRenderedPageBreak/>
         <w:t xml:space="preserve">Exemplo </w:t>
       </w:r>
       <w:r>
@@ -6708,6 +6779,9 @@
     </w:p>
     <w:p>
       <w:r>
+        <w:rPr>
+          <w:noProof/>
+        </w:rPr>
         <w:drawing>
           <wp:inline distT="0" distB="0" distL="0" distR="0" wp14:anchorId="7372CE9B" wp14:editId="04D7DB86">
             <wp:extent cx="5408930" cy="1752600"/>
@@ -6724,7 +6798,7 @@
                     <pic:cNvPicPr/>
                   </pic:nvPicPr>
                   <pic:blipFill>
-                    <a:blip r:embed="rId36"/>
+                    <a:blip r:embed="rId37"/>
                     <a:stretch>
                       <a:fillRect/>
                     </a:stretch>
@@ -6765,6 +6839,7 @@
       </w:pPr>
       <w:bookmarkStart w:id="22" w:name="_Toc231936151"/>
       <w:r>
+        <w:lastRenderedPageBreak/>
         <w:t>Definição dos Níveis</w:t>
       </w:r>
       <w:bookmarkEnd w:id="22"/>
@@ -6820,7 +6895,6 @@
     </w:p>
     <w:p>
       <w:r>
-        <w:lastRenderedPageBreak/>
         <w:t>O N4 é tem uma função lógica de armazenamento e estabelece a interface entre os níveis 3, 5 e 6</w:t>
       </w:r>
       <w:r>
@@ -6901,6 +6975,7 @@
     </w:p>
     <w:p>
       <w:r>
+        <w:lastRenderedPageBreak/>
         <w:t>O Nível 1 trata dos processos locais, no exemplo o acionamento do LED amarelo e a medida da luminosidade.</w:t>
       </w:r>
     </w:p>
@@ -6992,7 +7067,7 @@
                     <pic:cNvPicPr/>
                   </pic:nvPicPr>
                   <pic:blipFill>
-                    <a:blip r:embed="rId37"/>
+                    <a:blip r:embed="rId38"/>
                     <a:stretch>
                       <a:fillRect/>
                     </a:stretch>
@@ -7026,6 +7101,7 @@
     </w:p>
     <w:p>
       <w:r>
+        <w:lastRenderedPageBreak/>
         <w:t xml:space="preserve">A opção do cliente é escrita em um arquivo no Nível 4 com valor 0 para LED apagado e 1 para LED aceso. </w:t>
       </w:r>
     </w:p>
@@ -7062,7 +7138,6 @@
     </w:p>
     <w:p>
       <w:r>
-        <w:lastRenderedPageBreak/>
         <w:t xml:space="preserve">5 – Pacote sobe a pilha MoT do nó sensor e na camada de aplicação e aciona LED se byte 16 for 1 ou apaga se for zero. </w:t>
       </w:r>
     </w:p>
@@ -7145,6 +7220,7 @@
         </w:numPr>
       </w:pPr>
       <w:r>
+        <w:lastRenderedPageBreak/>
         <w:t>ESP32</w:t>
       </w:r>
     </w:p>
@@ -7165,6 +7241,9 @@
         <w:jc w:val="center"/>
       </w:pPr>
       <w:r>
+        <w:rPr>
+          <w:noProof/>
+        </w:rPr>
         <w:drawing>
           <wp:inline distT="0" distB="0" distL="0" distR="0" wp14:anchorId="0551FE66" wp14:editId="35994FCB">
             <wp:extent cx="1729890" cy="2080440"/>
@@ -7181,7 +7260,7 @@
                     <pic:cNvPicPr/>
                   </pic:nvPicPr>
                   <pic:blipFill>
-                    <a:blip r:embed="rId38"/>
+                    <a:blip r:embed="rId39"/>
                     <a:stretch>
                       <a:fillRect/>
                     </a:stretch>
@@ -7216,7 +7295,6 @@
         </w:numPr>
       </w:pPr>
       <w:r>
-        <w:lastRenderedPageBreak/>
         <w:t>Nível 1 que faz os processos locais</w:t>
       </w:r>
       <w:r>
@@ -7321,6 +7399,10 @@
         <w:jc w:val="center"/>
       </w:pPr>
       <w:r>
+        <w:rPr>
+          <w:noProof/>
+        </w:rPr>
+        <w:lastRenderedPageBreak/>
         <w:drawing>
           <wp:inline distT="0" distB="0" distL="0" distR="0" wp14:anchorId="55129D33" wp14:editId="08688DE8">
             <wp:extent cx="2709789" cy="2607357"/>
@@ -7337,7 +7419,7 @@
                     <pic:cNvPicPr/>
                   </pic:nvPicPr>
                   <pic:blipFill>
-                    <a:blip r:embed="rId39"/>
+                    <a:blip r:embed="rId40"/>
                     <a:stretch>
                       <a:fillRect/>
                     </a:stretch>
@@ -7419,10 +7501,15 @@
       </w:pPr>
       <w:bookmarkStart w:id="27" w:name="_Toc231936156"/>
       <w:r>
-        <w:lastRenderedPageBreak/>
+        <w:t xml:space="preserve">Aplicação </w:t>
+      </w:r>
+      <w:r>
         <w:t>Protocolo MoT</w:t>
       </w:r>
       <w:bookmarkEnd w:id="27"/>
+      <w:r>
+        <w:t xml:space="preserve"> no Kit-LoRa</w:t>
+      </w:r>
     </w:p>
     <w:p>
       <w:r>
@@ -7439,6 +7526,9 @@
         <w:jc w:val="center"/>
       </w:pPr>
       <w:r>
+        <w:rPr>
+          <w:noProof/>
+        </w:rPr>
         <w:drawing>
           <wp:inline distT="0" distB="0" distL="0" distR="0" wp14:anchorId="3EA3239A" wp14:editId="13999474">
             <wp:extent cx="3543607" cy="1501270"/>
@@ -7455,7 +7545,7 @@
                     <pic:cNvPicPr/>
                   </pic:nvPicPr>
                   <pic:blipFill>
-                    <a:blip r:embed="rId40"/>
+                    <a:blip r:embed="rId41"/>
                     <a:stretch>
                       <a:fillRect/>
                     </a:stretch>
@@ -7529,6 +7619,7 @@
         </w:numPr>
       </w:pPr>
       <w:r>
+        <w:lastRenderedPageBreak/>
         <w:t>Camada de aplicação</w:t>
       </w:r>
     </w:p>
@@ -7582,7 +7673,190 @@
     </w:p>
     <w:p>
       <w:r>
-        <w:lastRenderedPageBreak/>
+        <w:rPr>
+          <w:noProof/>
+        </w:rPr>
+        <mc:AlternateContent>
+          <mc:Choice Requires="wps">
+            <w:drawing>
+              <wp:anchor distT="0" distB="0" distL="114300" distR="114300" simplePos="0" relativeHeight="251732992" behindDoc="0" locked="0" layoutInCell="1" allowOverlap="1" wp14:anchorId="3162F02C" wp14:editId="567702FD">
+                <wp:simplePos x="0" y="0"/>
+                <wp:positionH relativeFrom="column">
+                  <wp:posOffset>-39275</wp:posOffset>
+                </wp:positionH>
+                <wp:positionV relativeFrom="paragraph">
+                  <wp:posOffset>1707218</wp:posOffset>
+                </wp:positionV>
+                <wp:extent cx="817123" cy="455457"/>
+                <wp:effectExtent l="0" t="0" r="21590" b="20955"/>
+                <wp:wrapNone/>
+                <wp:docPr id="82195964" name="Caixa de Texto 28"/>
+                <wp:cNvGraphicFramePr/>
+                <a:graphic xmlns:a="http://schemas.openxmlformats.org/drawingml/2006/main">
+                  <a:graphicData uri="http://schemas.microsoft.com/office/word/2010/wordprocessingShape">
+                    <wps:wsp>
+                      <wps:cNvSpPr txBox="1"/>
+                      <wps:spPr>
+                        <a:xfrm>
+                          <a:off x="0" y="0"/>
+                          <a:ext cx="817123" cy="455457"/>
+                        </a:xfrm>
+                        <a:prstGeom prst="rect">
+                          <a:avLst/>
+                        </a:prstGeom>
+                        <a:solidFill>
+                          <a:schemeClr val="lt1"/>
+                        </a:solidFill>
+                        <a:ln w="6350">
+                          <a:solidFill>
+                            <a:prstClr val="black"/>
+                          </a:solidFill>
+                        </a:ln>
+                      </wps:spPr>
+                      <wps:txbx>
+                        <w:txbxContent>
+                          <w:p>
+                            <w:pPr>
+                              <w:rPr>
+                                <w:color w:val="EE0000"/>
+                                <w:sz w:val="20"/>
+                                <w:szCs w:val="20"/>
+                              </w:rPr>
+                            </w:pPr>
+                            <w:r>
+                              <w:rPr>
+                                <w:color w:val="EE0000"/>
+                                <w:sz w:val="20"/>
+                                <w:szCs w:val="20"/>
+                              </w:rPr>
+                              <w:t>TIRAR ESP32</w:t>
+                            </w:r>
+                          </w:p>
+                        </w:txbxContent>
+                      </wps:txbx>
+                      <wps:bodyPr rot="0" spcFirstLastPara="0" vertOverflow="overflow" horzOverflow="overflow" vert="horz" wrap="square" lIns="91440" tIns="45720" rIns="91440" bIns="45720" numCol="1" spcCol="0" rtlCol="0" fromWordArt="0" anchor="t" anchorCtr="0" forceAA="0" compatLnSpc="1">
+                        <a:prstTxWarp prst="textNoShape">
+                          <a:avLst/>
+                        </a:prstTxWarp>
+                        <a:noAutofit/>
+                      </wps:bodyPr>
+                    </wps:wsp>
+                  </a:graphicData>
+                </a:graphic>
+              </wp:anchor>
+            </w:drawing>
+          </mc:Choice>
+          <mc:Fallback>
+            <w:pict>
+              <v:shapetype w14:anchorId="3162F02C" id="_x0000_t202" coordsize="21600,21600" o:spt="202" path="m,l,21600r21600,l21600,xe">
+                <v:stroke joinstyle="miter"/>
+                <v:path gradientshapeok="t" o:connecttype="rect"/>
+              </v:shapetype>
+              <v:shape id="Caixa de Texto 28" o:spid="_x0000_s1026" type="#_x0000_t202" style="position:absolute;left:0;text-align:left;margin-left:-3.1pt;margin-top:134.45pt;width:64.35pt;height:35.85pt;z-index:251732992;visibility:visible;mso-wrap-style:square;mso-wrap-distance-left:9pt;mso-wrap-distance-top:0;mso-wrap-distance-right:9pt;mso-wrap-distance-bottom:0;mso-position-horizontal:absolute;mso-position-horizontal-relative:text;mso-position-vertical:absolute;mso-position-vertical-relative:text;v-text-anchor:top" o:gfxdata="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" fillcolor="white [3201]" strokeweight=".5pt">
+                <v:textbox>
+                  <w:txbxContent>
+                    <w:p>
+                      <w:pPr>
+                        <w:rPr>
+                          <w:color w:val="EE0000"/>
+                          <w:sz w:val="20"/>
+                          <w:szCs w:val="20"/>
+                        </w:rPr>
+                      </w:pPr>
+                      <w:r>
+                        <w:rPr>
+                          <w:color w:val="EE0000"/>
+                          <w:sz w:val="20"/>
+                          <w:szCs w:val="20"/>
+                        </w:rPr>
+                        <w:t>TIRAR ESP32</w:t>
+                      </w:r>
+                    </w:p>
+                  </w:txbxContent>
+                </v:textbox>
+              </v:shape>
+            </w:pict>
+          </mc:Fallback>
+        </mc:AlternateContent>
+      </w:r>
+      <w:r>
+        <w:rPr>
+          <w:noProof/>
+        </w:rPr>
+        <mc:AlternateContent>
+          <mc:Choice Requires="wps">
+            <w:drawing>
+              <wp:anchor distT="0" distB="0" distL="114300" distR="114300" simplePos="0" relativeHeight="251731968" behindDoc="0" locked="0" layoutInCell="1" allowOverlap="1" wp14:anchorId="728FBEB0" wp14:editId="1B871660">
+                <wp:simplePos x="0" y="0"/>
+                <wp:positionH relativeFrom="column">
+                  <wp:posOffset>758393</wp:posOffset>
+                </wp:positionH>
+                <wp:positionV relativeFrom="paragraph">
+                  <wp:posOffset>1590486</wp:posOffset>
+                </wp:positionV>
+                <wp:extent cx="870625" cy="573932"/>
+                <wp:effectExtent l="95250" t="57150" r="100965" b="112395"/>
+                <wp:wrapNone/>
+                <wp:docPr id="80122214" name="Elipse 27"/>
+                <wp:cNvGraphicFramePr/>
+                <a:graphic xmlns:a="http://schemas.openxmlformats.org/drawingml/2006/main">
+                  <a:graphicData uri="http://schemas.microsoft.com/office/word/2010/wordprocessingShape">
+                    <wps:wsp>
+                      <wps:cNvSpPr/>
+                      <wps:spPr>
+                        <a:xfrm>
+                          <a:off x="0" y="0"/>
+                          <a:ext cx="870625" cy="573932"/>
+                        </a:xfrm>
+                        <a:prstGeom prst="ellipse">
+                          <a:avLst/>
+                        </a:prstGeom>
+                        <a:noFill/>
+                        <a:ln w="76200">
+                          <a:solidFill>
+                            <a:srgbClr val="EE0000"/>
+                          </a:solidFill>
+                        </a:ln>
+                      </wps:spPr>
+                      <wps:style>
+                        <a:lnRef idx="1">
+                          <a:schemeClr val="accent1"/>
+                        </a:lnRef>
+                        <a:fillRef idx="3">
+                          <a:schemeClr val="accent1"/>
+                        </a:fillRef>
+                        <a:effectRef idx="2">
+                          <a:schemeClr val="accent1"/>
+                        </a:effectRef>
+                        <a:fontRef idx="minor">
+                          <a:schemeClr val="lt1"/>
+                        </a:fontRef>
+                      </wps:style>
+                      <wps:bodyPr rot="0" spcFirstLastPara="0" vertOverflow="overflow" horzOverflow="overflow" vert="horz" wrap="square" lIns="91440" tIns="45720" rIns="91440" bIns="45720" numCol="1" spcCol="0" rtlCol="0" fromWordArt="0" anchor="ctr" anchorCtr="0" forceAA="0" compatLnSpc="1">
+                        <a:prstTxWarp prst="textNoShape">
+                          <a:avLst/>
+                        </a:prstTxWarp>
+                        <a:noAutofit/>
+                      </wps:bodyPr>
+                    </wps:wsp>
+                  </a:graphicData>
+                </a:graphic>
+              </wp:anchor>
+            </w:drawing>
+          </mc:Choice>
+          <mc:Fallback>
+            <w:pict>
+              <v:oval w14:anchorId="5D56D19B" id="Elipse 27" o:spid="_x0000_s1026" style="position:absolute;margin-left:59.7pt;margin-top:125.25pt;width:68.55pt;height:45.2pt;z-index:251731968;visibility:visible;mso-wrap-style:square;mso-wrap-distance-left:9pt;mso-wrap-distance-top:0;mso-wrap-distance-right:9pt;mso-wrap-distance-bottom:0;mso-position-horizontal:absolute;mso-position-horizontal-relative:text;mso-position-vertical:absolute;mso-position-vertical-relative:text;v-text-anchor:middle" o:gfxdata="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" filled="f" strokecolor="#e00" strokeweight="6pt">
+                <v:shadow on="t" color="black" opacity="22937f" origin=",.5" offset="0,.63889mm"/>
+              </v:oval>
+            </w:pict>
+          </mc:Fallback>
+        </mc:AlternateContent>
+      </w:r>
+      <w:r>
+        <w:rPr>
+          <w:noProof/>
+        </w:rPr>
         <w:drawing>
           <wp:inline distT="0" distB="0" distL="0" distR="0" wp14:anchorId="16C7D187" wp14:editId="0ABDEAE2">
             <wp:extent cx="5082980" cy="3010161"/>
@@ -7599,7 +7873,7 @@
                     <pic:cNvPicPr/>
                   </pic:nvPicPr>
                   <pic:blipFill>
-                    <a:blip r:embed="rId41"/>
+                    <a:blip r:embed="rId42"/>
                     <a:stretch>
                       <a:fillRect/>
                     </a:stretch>
@@ -7706,6 +7980,9 @@
         <w:jc w:val="center"/>
       </w:pPr>
       <w:r>
+        <w:rPr>
+          <w:noProof/>
+        </w:rPr>
         <w:drawing>
           <wp:inline distT="0" distB="0" distL="0" distR="0" wp14:anchorId="61A3C8EA" wp14:editId="635FAC05">
             <wp:extent cx="5387807" cy="586791"/>
@@ -7722,7 +7999,7 @@
                     <pic:cNvPicPr/>
                   </pic:nvPicPr>
                   <pic:blipFill>
-                    <a:blip r:embed="rId42"/>
+                    <a:blip r:embed="rId43"/>
                     <a:stretch>
                       <a:fillRect/>
                     </a:stretch>
@@ -7745,6 +8022,7 @@
     </w:p>
     <w:p>
       <w:r>
+        <w:lastRenderedPageBreak/>
         <w:t>Define-se p</w:t>
       </w:r>
       <w:r>
@@ -7762,7 +8040,9 @@
         <w:jc w:val="center"/>
       </w:pPr>
       <w:r>
-        <w:lastRenderedPageBreak/>
+        <w:rPr>
+          <w:noProof/>
+        </w:rPr>
         <w:drawing>
           <wp:inline distT="0" distB="0" distL="0" distR="0" wp14:anchorId="0A4098FD" wp14:editId="6B39E259">
             <wp:extent cx="5372566" cy="777307"/>
@@ -7779,7 +8059,7 @@
                     <pic:cNvPicPr/>
                   </pic:nvPicPr>
                   <pic:blipFill>
-                    <a:blip r:embed="rId43"/>
+                    <a:blip r:embed="rId44"/>
                     <a:stretch>
                       <a:fillRect/>
                     </a:stretch>
@@ -7810,6 +8090,9 @@
     </w:p>
     <w:p>
       <w:r>
+        <w:rPr>
+          <w:noProof/>
+        </w:rPr>
         <w:drawing>
           <wp:inline distT="0" distB="0" distL="0" distR="0" wp14:anchorId="2B2A97CB" wp14:editId="6B21B4D3">
             <wp:extent cx="5408930" cy="1097280"/>
@@ -7826,7 +8109,7 @@
                     <pic:cNvPicPr/>
                   </pic:nvPicPr>
                   <pic:blipFill>
-                    <a:blip r:embed="rId44"/>
+                    <a:blip r:embed="rId45"/>
                     <a:stretch>
                       <a:fillRect/>
                     </a:stretch>
@@ -7947,7 +8230,7 @@
                     <pic:cNvPicPr/>
                   </pic:nvPicPr>
                   <pic:blipFill>
-                    <a:blip r:embed="rId45"/>
+                    <a:blip r:embed="rId46"/>
                     <a:stretch>
                       <a:fillRect/>
                     </a:stretch>
@@ -8018,7 +8301,13 @@
         </w:numPr>
       </w:pPr>
       <w:r>
-        <w:t>Camada TRNSP – 4 bytes</w:t>
+        <w:t>Camada TR</w:t>
+      </w:r>
+      <w:r>
+        <w:t>A</w:t>
+      </w:r>
+      <w:r>
+        <w:t>NSP – 4 bytes</w:t>
       </w:r>
     </w:p>
     <w:p>
@@ -8043,12 +8332,12 @@
     </w:p>
     <w:p>
       <w:r>
+        <w:lastRenderedPageBreak/>
         <w:t>Observar que o número do byte vai de 0 a 19, portanto 20 bytes.</w:t>
       </w:r>
     </w:p>
     <w:p>
       <w:r>
-        <w:lastRenderedPageBreak/>
         <w:t>As informações que vão nos bytes de DL e UL são diferentes em função das necessidad</w:t>
       </w:r>
       <w:r>
@@ -8108,6 +8397,9 @@
         <w:jc w:val="center"/>
       </w:pPr>
       <w:r>
+        <w:rPr>
+          <w:noProof/>
+        </w:rPr>
         <w:drawing>
           <wp:inline distT="0" distB="0" distL="0" distR="0" wp14:anchorId="3B795F78" wp14:editId="3A505DE7">
             <wp:extent cx="1905165" cy="1196444"/>
@@ -8124,7 +8416,7 @@
                     <pic:cNvPicPr/>
                   </pic:nvPicPr>
                   <pic:blipFill>
-                    <a:blip r:embed="rId46"/>
+                    <a:blip r:embed="rId47"/>
                     <a:stretch>
                       <a:fillRect/>
                     </a:stretch>
@@ -8155,6 +8447,9 @@
         <w:jc w:val="center"/>
       </w:pPr>
       <w:r>
+        <w:rPr>
+          <w:noProof/>
+        </w:rPr>
         <w:drawing>
           <wp:inline distT="0" distB="0" distL="0" distR="0" wp14:anchorId="05E84C53" wp14:editId="3BC4C194">
             <wp:extent cx="1455546" cy="1729890"/>
@@ -8171,7 +8466,7 @@
                     <pic:cNvPicPr/>
                   </pic:nvPicPr>
                   <pic:blipFill>
-                    <a:blip r:embed="rId47"/>
+                    <a:blip r:embed="rId48"/>
                     <a:stretch>
                       <a:fillRect/>
                     </a:stretch>
@@ -8212,6 +8507,9 @@
         <w:jc w:val="center"/>
       </w:pPr>
       <w:r>
+        <w:rPr>
+          <w:noProof/>
+        </w:rPr>
         <w:drawing>
           <wp:inline distT="0" distB="0" distL="0" distR="0" wp14:anchorId="306A5823" wp14:editId="7AC3F341">
             <wp:extent cx="1607959" cy="579170"/>
@@ -8228,7 +8526,7 @@
                     <pic:cNvPicPr/>
                   </pic:nvPicPr>
                   <pic:blipFill>
-                    <a:blip r:embed="rId48"/>
+                    <a:blip r:embed="rId49"/>
                     <a:stretch>
                       <a:fillRect/>
                     </a:stretch>
@@ -8268,6 +8566,9 @@
         <w:jc w:val="center"/>
       </w:pPr>
       <w:r>
+        <w:rPr>
+          <w:noProof/>
+        </w:rPr>
         <w:drawing>
           <wp:inline distT="0" distB="0" distL="0" distR="0" wp14:anchorId="3F173E21" wp14:editId="79B74AA2">
             <wp:extent cx="1486029" cy="1150720"/>
@@ -8284,7 +8585,7 @@
                     <pic:cNvPicPr/>
                   </pic:nvPicPr>
                   <pic:blipFill>
-                    <a:blip r:embed="rId49"/>
+                    <a:blip r:embed="rId50"/>
                     <a:stretch>
                       <a:fillRect/>
                     </a:stretch>
@@ -8315,6 +8616,9 @@
         <w:jc w:val="center"/>
       </w:pPr>
       <w:r>
+        <w:rPr>
+          <w:noProof/>
+        </w:rPr>
         <w:drawing>
           <wp:inline distT="0" distB="0" distL="0" distR="0" wp14:anchorId="157C99C9" wp14:editId="682471AF">
             <wp:extent cx="1447925" cy="1127858"/>
@@ -8331,7 +8635,7 @@
                     <pic:cNvPicPr/>
                   </pic:nvPicPr>
                   <pic:blipFill>
-                    <a:blip r:embed="rId50"/>
+                    <a:blip r:embed="rId51"/>
                     <a:stretch>
                       <a:fillRect/>
                     </a:stretch>
@@ -8391,6 +8695,9 @@
         <w:jc w:val="center"/>
       </w:pPr>
       <w:r>
+        <w:rPr>
+          <w:noProof/>
+        </w:rPr>
         <w:drawing>
           <wp:inline distT="0" distB="0" distL="0" distR="0" wp14:anchorId="0F880B63" wp14:editId="71297F39">
             <wp:extent cx="2834886" cy="1729890"/>
@@ -8407,7 +8714,7 @@
                     <pic:cNvPicPr/>
                   </pic:nvPicPr>
                   <pic:blipFill>
-                    <a:blip r:embed="rId51"/>
+                    <a:blip r:embed="rId52"/>
                     <a:stretch>
                       <a:fillRect/>
                     </a:stretch>
@@ -8453,6 +8760,9 @@
         <w:jc w:val="center"/>
       </w:pPr>
       <w:r>
+        <w:rPr>
+          <w:noProof/>
+        </w:rPr>
         <w:drawing>
           <wp:inline distT="0" distB="0" distL="0" distR="0" wp14:anchorId="763C6D6F" wp14:editId="073F2AF9">
             <wp:extent cx="1196444" cy="281964"/>
@@ -8469,7 +8779,7 @@
                     <pic:cNvPicPr/>
                   </pic:nvPicPr>
                   <pic:blipFill>
-                    <a:blip r:embed="rId52"/>
+                    <a:blip r:embed="rId53"/>
                     <a:stretch>
                       <a:fillRect/>
                     </a:stretch>
@@ -8529,6 +8839,9 @@
     </w:p>
     <w:p>
       <w:r>
+        <w:rPr>
+          <w:noProof/>
+        </w:rPr>
         <w:drawing>
           <wp:inline distT="0" distB="0" distL="0" distR="0" wp14:anchorId="3236D103" wp14:editId="761B0DF1">
             <wp:extent cx="5408930" cy="2726055"/>
@@ -8545,7 +8858,7 @@
                     <pic:cNvPicPr/>
                   </pic:nvPicPr>
                   <pic:blipFill>
-                    <a:blip r:embed="rId53"/>
+                    <a:blip r:embed="rId54"/>
                     <a:stretch>
                       <a:fillRect/>
                     </a:stretch>
@@ -8583,6 +8896,9 @@
     </w:p>
     <w:p>
       <w:r>
+        <w:rPr>
+          <w:noProof/>
+        </w:rPr>
         <w:lastRenderedPageBreak/>
         <w:drawing>
           <wp:inline distT="0" distB="0" distL="0" distR="0" wp14:anchorId="41567609" wp14:editId="2CFB0F03">
@@ -8600,7 +8916,7 @@
                     <pic:cNvPicPr/>
                   </pic:nvPicPr>
                   <pic:blipFill>
-                    <a:blip r:embed="rId54"/>
+                    <a:blip r:embed="rId55"/>
                     <a:stretch>
                       <a:fillRect/>
                     </a:stretch>
@@ -8658,6 +8974,9 @@
         <w:jc w:val="center"/>
       </w:pPr>
       <w:r>
+        <w:rPr>
+          <w:noProof/>
+        </w:rPr>
         <w:drawing>
           <wp:inline distT="0" distB="0" distL="0" distR="0" wp14:anchorId="17C59E12" wp14:editId="134DE412">
             <wp:extent cx="647756" cy="251482"/>
@@ -8674,7 +8993,7 @@
                     <pic:cNvPicPr/>
                   </pic:nvPicPr>
                   <pic:blipFill>
-                    <a:blip r:embed="rId55"/>
+                    <a:blip r:embed="rId56"/>
                     <a:stretch>
                       <a:fillRect/>
                     </a:stretch>
@@ -8702,6 +9021,9 @@
     </w:p>
     <w:p>
       <w:r>
+        <w:rPr>
+          <w:noProof/>
+        </w:rPr>
         <w:drawing>
           <wp:inline distT="0" distB="0" distL="0" distR="0" wp14:anchorId="3876DDA6" wp14:editId="4322005F">
             <wp:extent cx="5128704" cy="3825572"/>
@@ -8718,7 +9040,7 @@
                     <pic:cNvPicPr/>
                   </pic:nvPicPr>
                   <pic:blipFill>
-                    <a:blip r:embed="rId56"/>
+                    <a:blip r:embed="rId57"/>
                     <a:stretch>
                       <a:fillRect/>
                     </a:stretch>
@@ -8770,6 +9092,9 @@
         <w:jc w:val="center"/>
       </w:pPr>
       <w:r>
+        <w:rPr>
+          <w:noProof/>
+        </w:rPr>
         <w:drawing>
           <wp:inline distT="0" distB="0" distL="0" distR="0" wp14:anchorId="61FED97F" wp14:editId="08EAD1E1">
             <wp:extent cx="2491956" cy="548688"/>
@@ -8786,7 +9111,7 @@
                     <pic:cNvPicPr/>
                   </pic:nvPicPr>
                   <pic:blipFill>
-                    <a:blip r:embed="rId57"/>
+                    <a:blip r:embed="rId58"/>
                     <a:stretch>
                       <a:fillRect/>
                     </a:stretch>
@@ -8848,7 +9173,7 @@
                     <pic:cNvPicPr/>
                   </pic:nvPicPr>
                   <pic:blipFill>
-                    <a:blip r:embed="rId58"/>
+                    <a:blip r:embed="rId59"/>
                     <a:stretch>
                       <a:fillRect/>
                     </a:stretch>
@@ -9051,7 +9376,7 @@
                     <pic:cNvPicPr/>
                   </pic:nvPicPr>
                   <pic:blipFill>
-                    <a:blip r:embed="rId59"/>
+                    <a:blip r:embed="rId60"/>
                     <a:stretch>
                       <a:fillRect/>
                     </a:stretch>
@@ -9108,6 +9433,9 @@
         <w:jc w:val="center"/>
       </w:pPr>
       <w:r>
+        <w:rPr>
+          <w:noProof/>
+        </w:rPr>
         <mc:AlternateContent>
           <mc:Choice Requires="wps">
             <w:drawing>
@@ -9179,6 +9507,9 @@
         </mc:AlternateContent>
       </w:r>
       <w:r>
+        <w:rPr>
+          <w:noProof/>
+        </w:rPr>
         <w:drawing>
           <wp:inline distT="0" distB="0" distL="0" distR="0" wp14:anchorId="588446F7" wp14:editId="696327D3">
             <wp:extent cx="1101356" cy="1052945"/>
@@ -9195,7 +9526,7 @@
                     <pic:cNvPicPr/>
                   </pic:nvPicPr>
                   <pic:blipFill>
-                    <a:blip r:embed="rId60"/>
+                    <a:blip r:embed="rId61"/>
                     <a:stretch>
                       <a:fillRect/>
                     </a:stretch>
@@ -9256,6 +9587,9 @@
         <w:jc w:val="center"/>
       </w:pPr>
       <w:r>
+        <w:rPr>
+          <w:noProof/>
+        </w:rPr>
         <mc:AlternateContent>
           <mc:Choice Requires="wps">
             <w:drawing>
@@ -9327,6 +9661,9 @@
         </mc:AlternateContent>
       </w:r>
       <w:r>
+        <w:rPr>
+          <w:noProof/>
+        </w:rPr>
         <w:drawing>
           <wp:inline distT="0" distB="0" distL="0" distR="0" wp14:anchorId="5A1F6B69" wp14:editId="5F79D6E4">
             <wp:extent cx="982532" cy="949037"/>
@@ -9343,7 +9680,7 @@
                     <pic:cNvPicPr/>
                   </pic:nvPicPr>
                   <pic:blipFill>
-                    <a:blip r:embed="rId61"/>
+                    <a:blip r:embed="rId62"/>
                     <a:stretch>
                       <a:fillRect/>
                     </a:stretch>
@@ -9381,6 +9718,9 @@
         <w:jc w:val="center"/>
       </w:pPr>
       <w:r>
+        <w:rPr>
+          <w:noProof/>
+        </w:rPr>
         <mc:AlternateContent>
           <mc:Choice Requires="wps">
             <w:drawing>
@@ -9452,6 +9792,9 @@
         </mc:AlternateContent>
       </w:r>
       <w:r>
+        <w:rPr>
+          <w:noProof/>
+        </w:rPr>
         <w:drawing>
           <wp:inline distT="0" distB="0" distL="0" distR="0" wp14:anchorId="51D03A9B" wp14:editId="530C56D5">
             <wp:extent cx="1077789" cy="976746"/>
@@ -9468,7 +9811,7 @@
                     <pic:cNvPicPr/>
                   </pic:nvPicPr>
                   <pic:blipFill>
-                    <a:blip r:embed="rId62"/>
+                    <a:blip r:embed="rId63"/>
                     <a:stretch>
                       <a:fillRect/>
                     </a:stretch>
@@ -9509,6 +9852,9 @@
     </w:p>
     <w:p>
       <w:r>
+        <w:rPr>
+          <w:noProof/>
+        </w:rPr>
         <mc:AlternateContent>
           <mc:Choice Requires="wps">
             <w:drawing>
@@ -9585,6 +9931,9 @@
         <w:jc w:val="center"/>
       </w:pPr>
       <w:r>
+        <w:rPr>
+          <w:noProof/>
+        </w:rPr>
         <w:drawing>
           <wp:inline distT="0" distB="0" distL="0" distR="0" wp14:anchorId="3ECE4C76" wp14:editId="2735341A">
             <wp:extent cx="2116976" cy="554182"/>
@@ -9601,7 +9950,7 @@
                     <pic:cNvPicPr/>
                   </pic:nvPicPr>
                   <pic:blipFill>
-                    <a:blip r:embed="rId63"/>
+                    <a:blip r:embed="rId64"/>
                     <a:stretch>
                       <a:fillRect/>
                     </a:stretch>
@@ -9630,6 +9979,9 @@
     <w:p/>
     <w:p>
       <w:r>
+        <w:rPr>
+          <w:noProof/>
+        </w:rPr>
         <mc:AlternateContent>
           <mc:Choice Requires="wps">
             <w:drawing>
@@ -9718,6 +10070,9 @@
         <w:jc w:val="center"/>
       </w:pPr>
       <w:r>
+        <w:rPr>
+          <w:noProof/>
+        </w:rPr>
         <w:drawing>
           <wp:inline distT="0" distB="0" distL="0" distR="0" wp14:anchorId="4C37C8F9" wp14:editId="2364C84B">
             <wp:extent cx="2305190" cy="741218"/>
@@ -9734,7 +10089,7 @@
                     <pic:cNvPicPr/>
                   </pic:nvPicPr>
                   <pic:blipFill>
-                    <a:blip r:embed="rId64"/>
+                    <a:blip r:embed="rId65"/>
                     <a:stretch>
                       <a:fillRect/>
                     </a:stretch>
@@ -9771,6 +10126,9 @@
     <w:p/>
     <w:p>
       <w:r>
+        <w:rPr>
+          <w:noProof/>
+        </w:rPr>
         <mc:AlternateContent>
           <mc:Choice Requires="wps">
             <w:drawing>
@@ -9904,11 +10262,7 @@
           </mc:Choice>
           <mc:Fallback>
             <w:pict>
-              <v:shapetype w14:anchorId="3E891A3E" id="_x0000_t202" coordsize="21600,21600" o:spt="202" path="m,l,21600r21600,l21600,xe">
-                <v:stroke joinstyle="miter"/>
-                <v:path gradientshapeok="t" o:connecttype="rect"/>
-              </v:shapetype>
-              <v:shape id="Caixa de Texto 5" o:spid="_x0000_s1026" type="#_x0000_t202" style="position:absolute;left:0;text-align:left;margin-left:184.35pt;margin-top:26.2pt;width:51.25pt;height:24pt;z-index:251711488;visibility:visible;mso-wrap-style:square;mso-wrap-distance-left:9pt;mso-wrap-distance-top:0;mso-wrap-distance-right:9pt;mso-wrap-distance-bottom:0;mso-position-horizontal:absolute;mso-position-horizontal-relative:text;mso-position-vertical:absolute;mso-position-vertical-relative:text;v-text-anchor:top" o:gfxdata="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" fillcolor="white [3201]" stroked="f" strokeweight=".5pt">
+              <v:shape w14:anchorId="3E891A3E" id="Caixa de Texto 5" o:spid="_x0000_s1027" type="#_x0000_t202" style="position:absolute;left:0;text-align:left;margin-left:184.35pt;margin-top:26.2pt;width:51.25pt;height:24pt;z-index:251711488;visibility:visible;mso-wrap-style:square;mso-wrap-distance-left:9pt;mso-wrap-distance-top:0;mso-wrap-distance-right:9pt;mso-wrap-distance-bottom:0;mso-position-horizontal:absolute;mso-position-horizontal-relative:text;mso-position-vertical:absolute;mso-position-vertical-relative:text;v-text-anchor:top" o:gfxdata="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" fillcolor="white [3201]" stroked="f" strokeweight=".5pt">
                 <v:textbox>
                   <w:txbxContent>
                     <w:p>
@@ -9929,6 +10283,9 @@
         <w:jc w:val="center"/>
       </w:pPr>
       <w:r>
+        <w:rPr>
+          <w:noProof/>
+        </w:rPr>
         <w:drawing>
           <wp:inline distT="0" distB="0" distL="0" distR="0" wp14:anchorId="25074D58" wp14:editId="1DBBE12F">
             <wp:extent cx="2565970" cy="759922"/>
@@ -9945,7 +10302,7 @@
                     <pic:cNvPicPr/>
                   </pic:nvPicPr>
                   <pic:blipFill>
-                    <a:blip r:embed="rId65"/>
+                    <a:blip r:embed="rId66"/>
                     <a:stretch>
                       <a:fillRect/>
                     </a:stretch>
@@ -9977,6 +10334,9 @@
         <w:jc w:val="center"/>
       </w:pPr>
       <w:r>
+        <w:rPr>
+          <w:noProof/>
+        </w:rPr>
         <w:drawing>
           <wp:inline distT="0" distB="0" distL="0" distR="0" wp14:anchorId="2B0A1436" wp14:editId="7FA4286A">
             <wp:extent cx="1466263" cy="1440873"/>
@@ -9993,7 +10353,7 @@
                     <pic:cNvPicPr/>
                   </pic:nvPicPr>
                   <pic:blipFill>
-                    <a:blip r:embed="rId66"/>
+                    <a:blip r:embed="rId67"/>
                     <a:stretch>
                       <a:fillRect/>
                     </a:stretch>
@@ -10045,6 +10405,9 @@
     </w:p>
     <w:p>
       <w:r>
+        <w:rPr>
+          <w:noProof/>
+        </w:rPr>
         <mc:AlternateContent>
           <mc:Choice Requires="wps">
             <w:drawing>
@@ -10127,6 +10490,9 @@
         <w:jc w:val="center"/>
       </w:pPr>
       <w:r>
+        <w:rPr>
+          <w:noProof/>
+        </w:rPr>
         <w:drawing>
           <wp:inline distT="0" distB="0" distL="0" distR="0" wp14:anchorId="627D68E6" wp14:editId="05BFF8D2">
             <wp:extent cx="2936098" cy="658091"/>
@@ -10143,7 +10509,7 @@
                     <pic:cNvPicPr/>
                   </pic:nvPicPr>
                   <pic:blipFill>
-                    <a:blip r:embed="rId67"/>
+                    <a:blip r:embed="rId68"/>
                     <a:stretch>
                       <a:fillRect/>
                     </a:stretch>
@@ -10188,6 +10554,9 @@
         <w:jc w:val="center"/>
       </w:pPr>
       <w:r>
+        <w:rPr>
+          <w:noProof/>
+        </w:rPr>
         <mc:AlternateContent>
           <mc:Choice Requires="wps">
             <w:drawing>
@@ -10259,6 +10628,9 @@
         </mc:AlternateContent>
       </w:r>
       <w:r>
+        <w:rPr>
+          <w:noProof/>
+        </w:rPr>
         <w:drawing>
           <wp:inline distT="0" distB="0" distL="0" distR="0" wp14:anchorId="5F0C3661" wp14:editId="294557DF">
             <wp:extent cx="1149800" cy="1239982"/>
@@ -10275,7 +10647,7 @@
                     <pic:cNvPicPr/>
                   </pic:nvPicPr>
                   <pic:blipFill>
-                    <a:blip r:embed="rId68"/>
+                    <a:blip r:embed="rId69"/>
                     <a:stretch>
                       <a:fillRect/>
                     </a:stretch>
@@ -10298,6 +10670,9 @@
     </w:p>
     <w:p>
       <w:r>
+        <w:rPr>
+          <w:noProof/>
+        </w:rPr>
         <mc:AlternateContent>
           <mc:Choice Requires="wps">
             <w:drawing>
@@ -10386,6 +10761,9 @@
         <w:jc w:val="center"/>
       </w:pPr>
       <w:r>
+        <w:rPr>
+          <w:noProof/>
+        </w:rPr>
         <w:drawing>
           <wp:inline distT="0" distB="0" distL="0" distR="0" wp14:anchorId="28524DD8" wp14:editId="01B3B3CB">
             <wp:extent cx="1166750" cy="907473"/>
@@ -10402,7 +10780,7 @@
                     <pic:cNvPicPr/>
                   </pic:nvPicPr>
                   <pic:blipFill>
-                    <a:blip r:embed="rId69"/>
+                    <a:blip r:embed="rId70"/>
                     <a:stretch>
                       <a:fillRect/>
                     </a:stretch>
@@ -10430,6 +10808,9 @@
     </w:p>
     <w:p>
       <w:r>
+        <w:rPr>
+          <w:noProof/>
+        </w:rPr>
         <mc:AlternateContent>
           <mc:Choice Requires="wps">
             <w:drawing>
@@ -10518,6 +10899,9 @@
         <w:jc w:val="center"/>
       </w:pPr>
       <w:r>
+        <w:rPr>
+          <w:noProof/>
+        </w:rPr>
         <w:drawing>
           <wp:inline distT="0" distB="0" distL="0" distR="0" wp14:anchorId="564BC972" wp14:editId="12DED837">
             <wp:extent cx="979283" cy="838200"/>
@@ -10534,7 +10918,7 @@
                     <pic:cNvPicPr/>
                   </pic:nvPicPr>
                   <pic:blipFill>
-                    <a:blip r:embed="rId70"/>
+                    <a:blip r:embed="rId71"/>
                     <a:stretch>
                       <a:fillRect/>
                     </a:stretch>
@@ -10580,6 +10964,9 @@
         <w:jc w:val="center"/>
       </w:pPr>
       <w:r>
+        <w:rPr>
+          <w:noProof/>
+        </w:rPr>
         <w:lastRenderedPageBreak/>
         <mc:AlternateContent>
           <mc:Choice Requires="wps">
@@ -10652,6 +11039,9 @@
         </mc:AlternateContent>
       </w:r>
       <w:r>
+        <w:rPr>
+          <w:noProof/>
+        </w:rPr>
         <w:drawing>
           <wp:inline distT="0" distB="0" distL="0" distR="0" wp14:anchorId="504635E7" wp14:editId="13B4CB2B">
             <wp:extent cx="1016206" cy="1073727"/>
@@ -10668,7 +11058,7 @@
                     <pic:cNvPicPr/>
                   </pic:nvPicPr>
                   <pic:blipFill>
-                    <a:blip r:embed="rId71"/>
+                    <a:blip r:embed="rId72"/>
                     <a:stretch>
                       <a:fillRect/>
                     </a:stretch>
@@ -10727,6 +11117,9 @@
         <w:jc w:val="center"/>
       </w:pPr>
       <w:r>
+        <w:rPr>
+          <w:noProof/>
+        </w:rPr>
         <w:drawing>
           <wp:inline distT="0" distB="0" distL="0" distR="0" wp14:anchorId="10CBE6C0" wp14:editId="79601888">
             <wp:extent cx="2476715" cy="571550"/>
@@ -10743,7 +11136,7 @@
                     <pic:cNvPicPr/>
                   </pic:nvPicPr>
                   <pic:blipFill>
-                    <a:blip r:embed="rId72"/>
+                    <a:blip r:embed="rId73"/>
                     <a:stretch>
                       <a:fillRect/>
                     </a:stretch>
@@ -10794,7 +11187,7 @@
                     <pic:cNvPicPr/>
                   </pic:nvPicPr>
                   <pic:blipFill>
-                    <a:blip r:embed="rId73"/>
+                    <a:blip r:embed="rId74"/>
                     <a:stretch>
                       <a:fillRect/>
                     </a:stretch>
@@ -10834,6 +11227,9 @@
         <w:jc w:val="center"/>
       </w:pPr>
       <w:r>
+        <w:rPr>
+          <w:noProof/>
+        </w:rPr>
         <mc:AlternateContent>
           <mc:Choice Requires="wps">
             <w:drawing>
@@ -10905,6 +11301,9 @@
         </mc:AlternateContent>
       </w:r>
       <w:r>
+        <w:rPr>
+          <w:noProof/>
+        </w:rPr>
         <w:drawing>
           <wp:inline distT="0" distB="0" distL="0" distR="0" wp14:anchorId="6C1EC5F0" wp14:editId="2F3223CD">
             <wp:extent cx="1068655" cy="1129145"/>
@@ -10921,7 +11320,7 @@
                     <pic:cNvPicPr/>
                   </pic:nvPicPr>
                   <pic:blipFill>
-                    <a:blip r:embed="rId74"/>
+                    <a:blip r:embed="rId75"/>
                     <a:stretch>
                       <a:fillRect/>
                     </a:stretch>
@@ -10976,6 +11375,9 @@
         <w:jc w:val="center"/>
       </w:pPr>
       <w:r>
+        <w:rPr>
+          <w:noProof/>
+        </w:rPr>
         <w:lastRenderedPageBreak/>
         <mc:AlternateContent>
           <mc:Choice Requires="wps">
@@ -11048,6 +11450,9 @@
         </mc:AlternateContent>
       </w:r>
       <w:r>
+        <w:rPr>
+          <w:noProof/>
+        </w:rPr>
         <w:drawing>
           <wp:inline distT="0" distB="0" distL="0" distR="0" wp14:anchorId="241AA29A" wp14:editId="2927E0AB">
             <wp:extent cx="1080655" cy="1080655"/>
@@ -11064,7 +11469,7 @@
                     <pic:cNvPicPr/>
                   </pic:nvPicPr>
                   <pic:blipFill>
-                    <a:blip r:embed="rId75"/>
+                    <a:blip r:embed="rId76"/>
                     <a:stretch>
                       <a:fillRect/>
                     </a:stretch>
@@ -11111,6 +11516,9 @@
         <w:jc w:val="center"/>
       </w:pPr>
       <w:r>
+        <w:rPr>
+          <w:noProof/>
+        </w:rPr>
         <mc:AlternateContent>
           <mc:Choice Requires="wps">
             <w:drawing>
@@ -11182,6 +11590,9 @@
         </mc:AlternateContent>
       </w:r>
       <w:r>
+        <w:rPr>
+          <w:noProof/>
+        </w:rPr>
         <w:drawing>
           <wp:inline distT="0" distB="0" distL="0" distR="0" wp14:anchorId="3ADF40D7" wp14:editId="57D54D14">
             <wp:extent cx="1120140" cy="1120140"/>
@@ -11198,7 +11609,7 @@
                     <pic:cNvPicPr/>
                   </pic:nvPicPr>
                   <pic:blipFill>
-                    <a:blip r:embed="rId76"/>
+                    <a:blip r:embed="rId77"/>
                     <a:stretch>
                       <a:fillRect/>
                     </a:stretch>
@@ -11229,6 +11640,9 @@
         <w:jc w:val="center"/>
       </w:pPr>
       <w:r>
+        <w:rPr>
+          <w:noProof/>
+        </w:rPr>
         <mc:AlternateContent>
           <mc:Choice Requires="wps">
             <w:drawing>
@@ -11300,6 +11714,9 @@
         </mc:AlternateContent>
       </w:r>
       <w:r>
+        <w:rPr>
+          <w:noProof/>
+        </w:rPr>
         <w:drawing>
           <wp:inline distT="0" distB="0" distL="0" distR="0" wp14:anchorId="604F7F21" wp14:editId="3573DE79">
             <wp:extent cx="1091046" cy="1122219"/>
@@ -11316,7 +11733,7 @@
                     <pic:cNvPicPr/>
                   </pic:nvPicPr>
                   <pic:blipFill>
-                    <a:blip r:embed="rId77"/>
+                    <a:blip r:embed="rId78"/>
                     <a:stretch>
                       <a:fillRect/>
                     </a:stretch>
@@ -11347,6 +11764,9 @@
         <w:jc w:val="center"/>
       </w:pPr>
       <w:r>
+        <w:rPr>
+          <w:noProof/>
+        </w:rPr>
         <w:drawing>
           <wp:inline distT="0" distB="0" distL="0" distR="0" wp14:anchorId="6D25213A" wp14:editId="1FD1AB43">
             <wp:extent cx="2355272" cy="549909"/>
@@ -11363,7 +11783,7 @@
                     <pic:cNvPicPr/>
                   </pic:nvPicPr>
                   <pic:blipFill>
-                    <a:blip r:embed="rId78"/>
+                    <a:blip r:embed="rId79"/>
                     <a:stretch>
                       <a:fillRect/>
                     </a:stretch>
@@ -11389,6 +11809,9 @@
         <w:jc w:val="center"/>
       </w:pPr>
       <w:r>
+        <w:rPr>
+          <w:noProof/>
+        </w:rPr>
         <mc:AlternateContent>
           <mc:Choice Requires="wps">
             <w:drawing>
@@ -11478,6 +11901,9 @@
         <w:jc w:val="center"/>
       </w:pPr>
       <w:r>
+        <w:rPr>
+          <w:noProof/>
+        </w:rPr>
         <mc:AlternateContent>
           <mc:Choice Requires="wps">
             <w:drawing>
@@ -11550,6 +11976,9 @@
         </mc:AlternateContent>
       </w:r>
       <w:r>
+        <w:rPr>
+          <w:noProof/>
+        </w:rPr>
         <w:drawing>
           <wp:inline distT="0" distB="0" distL="0" distR="0" wp14:anchorId="517024DC" wp14:editId="778831FF">
             <wp:extent cx="2453622" cy="642159"/>
@@ -11566,7 +11995,7 @@
                     <pic:cNvPicPr/>
                   </pic:nvPicPr>
                   <pic:blipFill>
-                    <a:blip r:embed="rId79"/>
+                    <a:blip r:embed="rId80"/>
                     <a:stretch>
                       <a:fillRect/>
                     </a:stretch>
@@ -11695,7 +12124,6 @@
                                 <w:szCs w:val="22"/>
                               </w:rPr>
                             </w:pPr>
-                            <w:proofErr w:type="spellStart"/>
                             <w:r>
                               <w:rPr>
                                 <w:sz w:val="22"/>
@@ -11703,7 +12131,6 @@
                               </w:rPr>
                               <w:t>SNR</w:t>
                             </w:r>
-                            <w:proofErr w:type="spellEnd"/>
                           </w:p>
                         </w:txbxContent>
                       </wps:txbx>
@@ -11727,7 +12154,7 @@
           </mc:Choice>
           <mc:Fallback>
             <w:pict>
-              <v:shape w14:anchorId="559AC3D2" id="Caixa de Texto 6" o:spid="_x0000_s1027" type="#_x0000_t202" style="position:absolute;left:0;text-align:left;margin-left:194.2pt;margin-top:57.3pt;width:69.25pt;height:54.55pt;z-index:251718656;visibility:visible;mso-wrap-style:square;mso-width-percent:0;mso-height-percent:0;mso-wrap-distance-left:9pt;mso-wrap-distance-top:0;mso-wrap-distance-right:9pt;mso-wrap-distance-bottom:0;mso-position-horizontal:absolute;mso-position-horizontal-relative:text;mso-position-vertical:absolute;mso-position-vertical-relative:text;mso-width-percent:0;mso-height-percent:0;mso-width-relative:margin;mso-height-relative:margin;v-text-anchor:top" o:gfxdata="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" fillcolor="white [3201]" stroked="f" strokeweight=".5pt">
+              <v:shape w14:anchorId="559AC3D2" id="Caixa de Texto 6" o:spid="_x0000_s1028" type="#_x0000_t202" style="position:absolute;left:0;text-align:left;margin-left:194.2pt;margin-top:57.3pt;width:69.25pt;height:54.55pt;z-index:251718656;visibility:visible;mso-wrap-style:square;mso-width-percent:0;mso-height-percent:0;mso-wrap-distance-left:9pt;mso-wrap-distance-top:0;mso-wrap-distance-right:9pt;mso-wrap-distance-bottom:0;mso-position-horizontal:absolute;mso-position-horizontal-relative:text;mso-position-vertical:absolute;mso-position-vertical-relative:text;mso-width-percent:0;mso-height-percent:0;mso-width-relative:margin;mso-height-relative:margin;v-text-anchor:top" o:gfxdata="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" fillcolor="white [3201]" stroked="f" strokeweight=".5pt">
                 <v:textbox>
                   <w:txbxContent>
                     <w:p>
@@ -11780,7 +12207,6 @@
                           <w:szCs w:val="22"/>
                         </w:rPr>
                       </w:pPr>
-                      <w:proofErr w:type="spellStart"/>
                       <w:r>
                         <w:rPr>
                           <w:sz w:val="22"/>
@@ -11788,7 +12214,6 @@
                         </w:rPr>
                         <w:t>SNR</w:t>
                       </w:r>
-                      <w:proofErr w:type="spellEnd"/>
                     </w:p>
                   </w:txbxContent>
                 </v:textbox>
@@ -11798,6 +12223,9 @@
         </mc:AlternateContent>
       </w:r>
       <w:r>
+        <w:rPr>
+          <w:noProof/>
+        </w:rPr>
         <w:drawing>
           <wp:inline distT="0" distB="0" distL="0" distR="0" wp14:anchorId="2BFB662E" wp14:editId="297BF90B">
             <wp:extent cx="1233713" cy="706581"/>
@@ -11814,7 +12242,7 @@
                     <pic:cNvPicPr/>
                   </pic:nvPicPr>
                   <pic:blipFill>
-                    <a:blip r:embed="rId80"/>
+                    <a:blip r:embed="rId81"/>
                     <a:stretch>
                       <a:fillRect/>
                     </a:stretch>
@@ -11859,6 +12287,9 @@
         <w:jc w:val="center"/>
       </w:pPr>
       <w:r>
+        <w:rPr>
+          <w:noProof/>
+        </w:rPr>
         <mc:AlternateContent>
           <mc:Choice Requires="wps">
             <w:drawing>
@@ -11930,6 +12361,9 @@
         </mc:AlternateContent>
       </w:r>
       <w:r>
+        <w:rPr>
+          <w:noProof/>
+        </w:rPr>
         <w:drawing>
           <wp:inline distT="0" distB="0" distL="0" distR="0" wp14:anchorId="05562368" wp14:editId="6CD01149">
             <wp:extent cx="1964037" cy="707967"/>
@@ -11946,7 +12380,7 @@
                     <pic:cNvPicPr/>
                   </pic:nvPicPr>
                   <pic:blipFill>
-                    <a:blip r:embed="rId81"/>
+                    <a:blip r:embed="rId82"/>
                     <a:stretch>
                       <a:fillRect/>
                     </a:stretch>
@@ -12065,6 +12499,9 @@
         <w:jc w:val="center"/>
       </w:pPr>
       <w:r>
+        <w:rPr>
+          <w:noProof/>
+        </w:rPr>
         <w:lastRenderedPageBreak/>
         <mc:AlternateContent>
           <mc:Choice Requires="wps">
@@ -12137,6 +12574,9 @@
         </mc:AlternateContent>
       </w:r>
       <w:r>
+        <w:rPr>
+          <w:noProof/>
+        </w:rPr>
         <w:drawing>
           <wp:inline distT="0" distB="0" distL="0" distR="0" wp14:anchorId="3473B78B" wp14:editId="614CD00A">
             <wp:extent cx="1795549" cy="465513"/>
@@ -12153,7 +12593,7 @@
                     <pic:cNvPicPr/>
                   </pic:nvPicPr>
                   <pic:blipFill>
-                    <a:blip r:embed="rId82"/>
+                    <a:blip r:embed="rId83"/>
                     <a:stretch>
                       <a:fillRect/>
                     </a:stretch>
@@ -12198,6 +12638,9 @@
         <w:jc w:val="center"/>
       </w:pPr>
       <w:r>
+        <w:rPr>
+          <w:noProof/>
+        </w:rPr>
         <mc:AlternateContent>
           <mc:Choice Requires="wps">
             <w:drawing>
@@ -12269,6 +12712,9 @@
         </mc:AlternateContent>
       </w:r>
       <w:r>
+        <w:rPr>
+          <w:noProof/>
+        </w:rPr>
         <w:drawing>
           <wp:inline distT="0" distB="0" distL="0" distR="0" wp14:anchorId="3B57B4EE" wp14:editId="1D4A3C65">
             <wp:extent cx="1203913" cy="1163782"/>
@@ -12285,7 +12731,7 @@
                     <pic:cNvPicPr/>
                   </pic:nvPicPr>
                   <pic:blipFill>
-                    <a:blip r:embed="rId83"/>
+                    <a:blip r:embed="rId84"/>
                     <a:stretch>
                       <a:fillRect/>
                     </a:stretch>
@@ -12313,6 +12759,9 @@
     </w:p>
     <w:p>
       <w:r>
+        <w:rPr>
+          <w:noProof/>
+        </w:rPr>
         <mc:AlternateContent>
           <mc:Choice Requires="wps">
             <w:drawing>
@@ -12401,6 +12850,9 @@
         <w:jc w:val="center"/>
       </w:pPr>
       <w:r>
+        <w:rPr>
+          <w:noProof/>
+        </w:rPr>
         <w:drawing>
           <wp:inline distT="0" distB="0" distL="0" distR="0" wp14:anchorId="52B4B3EF" wp14:editId="2DF2B9B3">
             <wp:extent cx="1052225" cy="953886"/>
@@ -12417,7 +12869,7 @@
                     <pic:cNvPicPr/>
                   </pic:nvPicPr>
                   <pic:blipFill>
-                    <a:blip r:embed="rId84"/>
+                    <a:blip r:embed="rId85"/>
                     <a:stretch>
                       <a:fillRect/>
                     </a:stretch>
@@ -12451,6 +12903,9 @@
         <w:jc w:val="center"/>
       </w:pPr>
       <w:r>
+        <w:rPr>
+          <w:noProof/>
+        </w:rPr>
         <mc:AlternateContent>
           <mc:Choice Requires="wps">
             <w:drawing>
@@ -12522,6 +12977,9 @@
         </mc:AlternateContent>
       </w:r>
       <w:r>
+        <w:rPr>
+          <w:noProof/>
+        </w:rPr>
         <w:drawing>
           <wp:inline distT="0" distB="0" distL="0" distR="0" wp14:anchorId="78C2CCE8" wp14:editId="326F6EA4">
             <wp:extent cx="944848" cy="955964"/>
@@ -12538,7 +12996,7 @@
                     <pic:cNvPicPr/>
                   </pic:nvPicPr>
                   <pic:blipFill>
-                    <a:blip r:embed="rId85"/>
+                    <a:blip r:embed="rId86"/>
                     <a:stretch>
                       <a:fillRect/>
                     </a:stretch>
@@ -12588,6 +13046,9 @@
         <w:jc w:val="center"/>
       </w:pPr>
       <w:r>
+        <w:rPr>
+          <w:noProof/>
+        </w:rPr>
         <w:lastRenderedPageBreak/>
         <mc:AlternateContent>
           <mc:Choice Requires="wps">
@@ -12660,6 +13121,9 @@
         </mc:AlternateContent>
       </w:r>
       <w:r>
+        <w:rPr>
+          <w:noProof/>
+        </w:rPr>
         <w:drawing>
           <wp:inline distT="0" distB="0" distL="0" distR="0" wp14:anchorId="59FD2C8A" wp14:editId="60A27DD3">
             <wp:extent cx="1165961" cy="1234547"/>
@@ -12676,7 +13140,7 @@
                     <pic:cNvPicPr/>
                   </pic:nvPicPr>
                   <pic:blipFill>
-                    <a:blip r:embed="rId86"/>
+                    <a:blip r:embed="rId87"/>
                     <a:stretch>
                       <a:fillRect/>
                     </a:stretch>
@@ -12751,6 +13215,9 @@
         <w:jc w:val="center"/>
       </w:pPr>
       <w:r>
+        <w:rPr>
+          <w:noProof/>
+        </w:rPr>
         <w:drawing>
           <wp:inline distT="0" distB="0" distL="0" distR="0" wp14:anchorId="38FEDC01" wp14:editId="244ADE31">
             <wp:extent cx="3124471" cy="2072820"/>
@@ -12767,7 +13234,7 @@
                     <pic:cNvPicPr/>
                   </pic:nvPicPr>
                   <pic:blipFill>
-                    <a:blip r:embed="rId87"/>
+                    <a:blip r:embed="rId88"/>
                     <a:stretch>
                       <a:fillRect/>
                     </a:stretch>
@@ -12792,8 +13259,8 @@
     <w:p/>
     <w:p/>
     <w:sectPr>
-      <w:headerReference w:type="default" r:id="rId88"/>
-      <w:footerReference w:type="default" r:id="rId89"/>
+      <w:headerReference w:type="default" r:id="rId89"/>
+      <w:footerReference w:type="default" r:id="rId90"/>
       <w:pgSz w:w="11920" w:h="16840"/>
       <w:pgMar w:top="1417" w:right="1701" w:bottom="1417" w:left="1701" w:header="708" w:footer="708" w:gutter="0"/>
       <w:pgNumType w:start="1"/>
@@ -18335,6 +18802,7 @@
   <w:style w:type="character" w:default="1" w:styleId="Fontepargpadro">
     <w:name w:val="Default Paragraph Font"/>
     <w:uiPriority w:val="1"/>
+    <w:semiHidden/>
     <w:unhideWhenUsed/>
   </w:style>
   <w:style w:type="table" w:default="1" w:styleId="Tabelanormal">

--- a/Doc_Framework_Basic.docx
+++ b/Doc_Framework_Basic.docx
@@ -4412,14 +4412,7 @@
           <w:b/>
           <w:bCs/>
         </w:rPr>
-        <w:t xml:space="preserve">Framework </w:t>
-      </w:r>
-      <w:r>
-        <w:rPr>
-          <w:b/>
-          <w:bCs/>
-        </w:rPr>
-        <w:t>Básico</w:t>
+        <w:t>Framework</w:t>
       </w:r>
       <w:r>
         <w:t xml:space="preserve">, portanto, não identifica </w:t>
@@ -4524,21 +4517,21 @@
     </w:p>
     <w:p>
       <w:r>
+        <w:t xml:space="preserve">Nível 6 – exibição de gráfico </w:t>
+      </w:r>
+      <w:r>
+        <w:t xml:space="preserve">da luminosidade </w:t>
+      </w:r>
+      <w:r>
+        <w:t xml:space="preserve">e entrada de parâmetro para </w:t>
+      </w:r>
+      <w:r>
+        <w:t>acionar o LED amarelo.</w:t>
+      </w:r>
+    </w:p>
+    <w:p>
+      <w:r>
         <w:lastRenderedPageBreak/>
-        <w:t xml:space="preserve">Nível 6 – exibição de gráfico </w:t>
-      </w:r>
-      <w:r>
-        <w:t xml:space="preserve">da luminosidade </w:t>
-      </w:r>
-      <w:r>
-        <w:t xml:space="preserve">e entrada de parâmetro para </w:t>
-      </w:r>
-      <w:r>
-        <w:t>acionar o LED amarelo.</w:t>
-      </w:r>
-    </w:p>
-    <w:p>
-      <w:r>
         <w:t>Essa divisão lógica das funções de cada nível é muito importante, pois permite identificar as tecnologias.</w:t>
       </w:r>
     </w:p>
@@ -4674,7 +4667,6 @@
     </w:p>
     <w:p>
       <w:r>
-        <w:lastRenderedPageBreak/>
         <w:t>A divisão entre tempo real e tempo não real é feita no Nível 4 – Armazenamento, que identifica as 4 funções de armazenamento:</w:t>
       </w:r>
     </w:p>
@@ -4699,6 +4691,7 @@
         </w:numPr>
       </w:pPr>
       <w:r>
+        <w:lastRenderedPageBreak/>
         <w:t>Dados brutos são aqueles coletados em tempo real pelo Nível 3 e armazenados por ele no Nível 4.</w:t>
       </w:r>
     </w:p>
@@ -4846,7 +4839,6 @@
     </w:p>
     <w:p>
       <w:r>
-        <w:lastRenderedPageBreak/>
         <w:t>Esse é um ponto fundamental de entender</w:t>
       </w:r>
       <w:r>
@@ -4874,6 +4866,7 @@
       </w:pPr>
       <w:bookmarkStart w:id="8" w:name="_Toc231936137"/>
       <w:r>
+        <w:lastRenderedPageBreak/>
         <w:t>Dados em tempo real:</w:t>
       </w:r>
       <w:bookmarkEnd w:id="8"/>
@@ -4978,7 +4971,6 @@
         <w:rPr>
           <w:noProof/>
         </w:rPr>
-        <w:lastRenderedPageBreak/>
         <w:drawing>
           <wp:inline distT="0" distB="0" distL="0" distR="0" wp14:anchorId="6390407E" wp14:editId="300704D4">
             <wp:extent cx="3177815" cy="2613887"/>
@@ -5031,6 +5023,7 @@
       </w:pPr>
       <w:bookmarkStart w:id="10" w:name="_Toc231936139"/>
       <w:r>
+        <w:lastRenderedPageBreak/>
         <w:t>Exibição de gráficos</w:t>
       </w:r>
       <w:r>
@@ -5132,7 +5125,6 @@
         <w:rPr>
           <w:noProof/>
         </w:rPr>
-        <w:lastRenderedPageBreak/>
         <w:drawing>
           <wp:inline distT="0" distB="0" distL="0" distR="0" wp14:anchorId="0EF4569C" wp14:editId="4EAB5F56">
             <wp:extent cx="2491956" cy="2179509"/>
@@ -5200,6 +5192,7 @@
     </w:p>
     <w:p>
       <w:r>
+        <w:lastRenderedPageBreak/>
         <w:t xml:space="preserve">O Framework </w:t>
       </w:r>
       <w:r>
@@ -5280,7 +5273,6 @@
       </w:pPr>
       <w:bookmarkStart w:id="13" w:name="_Toc231936142"/>
       <w:r>
-        <w:lastRenderedPageBreak/>
         <w:t>MAC Distribuída e Centralizada</w:t>
       </w:r>
       <w:bookmarkEnd w:id="13"/>
@@ -5357,6 +5349,7 @@
         <w:rPr>
           <w:noProof/>
         </w:rPr>
+        <w:lastRenderedPageBreak/>
         <w:drawing>
           <wp:inline distT="0" distB="0" distL="0" distR="0" wp14:anchorId="711888D8" wp14:editId="4B40FD3F">
             <wp:extent cx="5408930" cy="3564255"/>
@@ -5428,7 +5421,6 @@
         <w:rPr>
           <w:noProof/>
         </w:rPr>
-        <w:lastRenderedPageBreak/>
         <w:drawing>
           <wp:inline distT="0" distB="0" distL="0" distR="0" wp14:anchorId="700FF1F4" wp14:editId="2EC2002C">
             <wp:extent cx="3147333" cy="1920406"/>
@@ -5522,6 +5514,7 @@
     </w:p>
     <w:p>
       <w:r>
+        <w:lastRenderedPageBreak/>
         <w:t xml:space="preserve">Na </w:t>
       </w:r>
       <w:r>
@@ -5616,7 +5609,6 @@
     </w:p>
     <w:p>
       <w:r>
-        <w:lastRenderedPageBreak/>
         <w:t>Na</w:t>
       </w:r>
       <w:r>
@@ -5762,314 +5754,12 @@
         </w:tabs>
         <w:ind w:left="607" w:hanging="607"/>
       </w:pPr>
-      <w:bookmarkStart w:id="14" w:name="_Toc231936143"/>
-      <w:r>
-        <w:t>Tempo Real</w:t>
-      </w:r>
-      <w:r>
-        <w:t xml:space="preserve"> usando MoT</w:t>
+      <w:bookmarkStart w:id="14" w:name="_Toc231936144"/>
+      <w:r>
+        <w:lastRenderedPageBreak/>
+        <w:t>Pilha de Protocolo MoT</w:t>
       </w:r>
       <w:bookmarkEnd w:id="14"/>
-    </w:p>
-    <w:p>
-      <w:r>
-        <w:t xml:space="preserve">Para fazer a ligação entre o Nível 3 e o Nível 1, através do Nível 2, é definido </w:t>
-      </w:r>
-      <w:r>
-        <w:t xml:space="preserve">para o Framework </w:t>
-      </w:r>
-      <w:r>
-        <w:t>um protocolo de comunicação chamado MoT (Man</w:t>
-      </w:r>
-      <w:r>
-        <w:t>a</w:t>
-      </w:r>
-      <w:r>
-        <w:t>gement over Tunnelling)</w:t>
-      </w:r>
-      <w:r>
-        <w:t>.</w:t>
-      </w:r>
-    </w:p>
-    <w:p>
-      <w:r>
-        <w:t>Para definição do MoT é necessário identificar as funções que o Nível 3</w:t>
-      </w:r>
-      <w:r>
-        <w:t>:</w:t>
-      </w:r>
-    </w:p>
-    <w:p>
-      <w:pPr>
-        <w:pStyle w:val="PargrafodaLista"/>
-        <w:numPr>
-          <w:ilvl w:val="0"/>
-          <w:numId w:val="15"/>
-        </w:numPr>
-      </w:pPr>
-      <w:r>
-        <w:t>Medir alguma grandeza</w:t>
-      </w:r>
-    </w:p>
-    <w:p>
-      <w:pPr>
-        <w:pStyle w:val="PargrafodaLista"/>
-        <w:numPr>
-          <w:ilvl w:val="0"/>
-          <w:numId w:val="15"/>
-        </w:numPr>
-      </w:pPr>
-      <w:r>
-        <w:t>Atuar no Nó Sensor</w:t>
-      </w:r>
-    </w:p>
-    <w:p>
-      <w:r>
-        <w:t>A seguir as partes necessárias para essas duas funções.</w:t>
-      </w:r>
-    </w:p>
-    <w:p>
-      <w:pPr>
-        <w:jc w:val="center"/>
-      </w:pPr>
-      <w:r>
-        <w:rPr>
-          <w:noProof/>
-        </w:rPr>
-        <w:lastRenderedPageBreak/>
-        <w:drawing>
-          <wp:inline distT="0" distB="0" distL="0" distR="0" wp14:anchorId="6C012503" wp14:editId="64FB017F">
-            <wp:extent cx="4300298" cy="1770185"/>
-            <wp:effectExtent l="0" t="0" r="5080" b="1905"/>
-            <wp:docPr id="628175209" name="Imagem 1"/>
-            <wp:cNvGraphicFramePr>
-              <a:graphicFrameLocks xmlns:a="http://schemas.openxmlformats.org/drawingml/2006/main" noChangeAspect="1"/>
-            </wp:cNvGraphicFramePr>
-            <a:graphic xmlns:a="http://schemas.openxmlformats.org/drawingml/2006/main">
-              <a:graphicData uri="http://schemas.openxmlformats.org/drawingml/2006/picture">
-                <pic:pic xmlns:pic="http://schemas.openxmlformats.org/drawingml/2006/picture">
-                  <pic:nvPicPr>
-                    <pic:cNvPr id="628175209" name=""/>
-                    <pic:cNvPicPr/>
-                  </pic:nvPicPr>
-                  <pic:blipFill>
-                    <a:blip r:embed="rId31"/>
-                    <a:stretch>
-                      <a:fillRect/>
-                    </a:stretch>
-                  </pic:blipFill>
-                  <pic:spPr>
-                    <a:xfrm>
-                      <a:off x="0" y="0"/>
-                      <a:ext cx="4307923" cy="1773324"/>
-                    </a:xfrm>
-                    <a:prstGeom prst="rect">
-                      <a:avLst/>
-                    </a:prstGeom>
-                  </pic:spPr>
-                </pic:pic>
-              </a:graphicData>
-            </a:graphic>
-          </wp:inline>
-        </w:drawing>
-      </w:r>
-    </w:p>
-    <w:p>
-      <w:r>
-        <w:t xml:space="preserve">Para demonstração </w:t>
-      </w:r>
-      <w:r>
-        <w:t xml:space="preserve">e simplicidade </w:t>
-      </w:r>
-      <w:r>
-        <w:t>é utilizado um Python implementando o Nível 3</w:t>
-      </w:r>
-      <w:r>
-        <w:t>.</w:t>
-      </w:r>
-    </w:p>
-    <w:p>
-      <w:r>
-        <w:t>Nível 4 serão dois arquivos TXT</w:t>
-      </w:r>
-    </w:p>
-    <w:p>
-      <w:pPr>
-        <w:pStyle w:val="PargrafodaLista"/>
-        <w:numPr>
-          <w:ilvl w:val="0"/>
-          <w:numId w:val="16"/>
-        </w:numPr>
-      </w:pPr>
-      <w:r>
-        <w:t>Arquivo de parâmetro que tem a ação a ser executada no Nó Sensor</w:t>
-      </w:r>
-    </w:p>
-    <w:p>
-      <w:pPr>
-        <w:pStyle w:val="PargrafodaLista"/>
-        <w:numPr>
-          <w:ilvl w:val="0"/>
-          <w:numId w:val="16"/>
-        </w:numPr>
-      </w:pPr>
-      <w:r>
-        <w:t xml:space="preserve">Arquivo de dados brutos que terá </w:t>
-      </w:r>
-      <w:r>
-        <w:t>a grandeza medida</w:t>
-      </w:r>
-    </w:p>
-    <w:p>
-      <w:r>
-        <w:t xml:space="preserve">O </w:t>
-      </w:r>
-      <w:r>
-        <w:t>Python</w:t>
-      </w:r>
-      <w:r>
-        <w:t xml:space="preserve"> do Nível 3 </w:t>
-      </w:r>
-      <w:r>
-        <w:t>interage com o Nível 4</w:t>
-      </w:r>
-      <w:r>
-        <w:t>.</w:t>
-      </w:r>
-    </w:p>
-    <w:p>
-      <w:r>
-        <w:t>Primeiramente acessa</w:t>
-      </w:r>
-      <w:r>
-        <w:t xml:space="preserve"> o arquivo de</w:t>
-      </w:r>
-      <w:r>
-        <w:t xml:space="preserve"> parâmetros para executar algum comando no Nível 1</w:t>
-      </w:r>
-      <w:r>
-        <w:t>.</w:t>
-      </w:r>
-    </w:p>
-    <w:p>
-      <w:pPr>
-        <w:jc w:val="center"/>
-      </w:pPr>
-      <w:r>
-        <w:rPr>
-          <w:noProof/>
-        </w:rPr>
-        <w:drawing>
-          <wp:inline distT="0" distB="0" distL="0" distR="0" wp14:anchorId="38A67D1A" wp14:editId="6E3C46CA">
-            <wp:extent cx="4652263" cy="1737360"/>
-            <wp:effectExtent l="0" t="0" r="0" b="0"/>
-            <wp:docPr id="1511660654" name="Imagem 1"/>
-            <wp:cNvGraphicFramePr>
-              <a:graphicFrameLocks xmlns:a="http://schemas.openxmlformats.org/drawingml/2006/main" noChangeAspect="1"/>
-            </wp:cNvGraphicFramePr>
-            <a:graphic xmlns:a="http://schemas.openxmlformats.org/drawingml/2006/main">
-              <a:graphicData uri="http://schemas.openxmlformats.org/drawingml/2006/picture">
-                <pic:pic xmlns:pic="http://schemas.openxmlformats.org/drawingml/2006/picture">
-                  <pic:nvPicPr>
-                    <pic:cNvPr id="1511660654" name=""/>
-                    <pic:cNvPicPr/>
-                  </pic:nvPicPr>
-                  <pic:blipFill>
-                    <a:blip r:embed="rId32"/>
-                    <a:stretch>
-                      <a:fillRect/>
-                    </a:stretch>
-                  </pic:blipFill>
-                  <pic:spPr>
-                    <a:xfrm>
-                      <a:off x="0" y="0"/>
-                      <a:ext cx="4658643" cy="1739743"/>
-                    </a:xfrm>
-                    <a:prstGeom prst="rect">
-                      <a:avLst/>
-                    </a:prstGeom>
-                  </pic:spPr>
-                </pic:pic>
-              </a:graphicData>
-            </a:graphic>
-          </wp:inline>
-        </w:drawing>
-      </w:r>
-    </w:p>
-    <w:p>
-      <w:r>
-        <w:t>Em seguida escreve no</w:t>
-      </w:r>
-      <w:r>
-        <w:t xml:space="preserve"> arquivo dados brutos do</w:t>
-      </w:r>
-      <w:r>
-        <w:t xml:space="preserve"> Nível 4 o dado coletado do Nível 1.</w:t>
-      </w:r>
-    </w:p>
-    <w:p>
-      <w:pPr>
-        <w:jc w:val="center"/>
-      </w:pPr>
-      <w:r>
-        <w:rPr>
-          <w:noProof/>
-        </w:rPr>
-        <w:lastRenderedPageBreak/>
-        <w:drawing>
-          <wp:inline distT="0" distB="0" distL="0" distR="0" wp14:anchorId="128CCAA5" wp14:editId="4366C211">
-            <wp:extent cx="4280506" cy="1767840"/>
-            <wp:effectExtent l="0" t="0" r="6350" b="3810"/>
-            <wp:docPr id="1198364498" name="Imagem 1"/>
-            <wp:cNvGraphicFramePr>
-              <a:graphicFrameLocks xmlns:a="http://schemas.openxmlformats.org/drawingml/2006/main" noChangeAspect="1"/>
-            </wp:cNvGraphicFramePr>
-            <a:graphic xmlns:a="http://schemas.openxmlformats.org/drawingml/2006/main">
-              <a:graphicData uri="http://schemas.openxmlformats.org/drawingml/2006/picture">
-                <pic:pic xmlns:pic="http://schemas.openxmlformats.org/drawingml/2006/picture">
-                  <pic:nvPicPr>
-                    <pic:cNvPr id="1198364498" name=""/>
-                    <pic:cNvPicPr/>
-                  </pic:nvPicPr>
-                  <pic:blipFill>
-                    <a:blip r:embed="rId33"/>
-                    <a:stretch>
-                      <a:fillRect/>
-                    </a:stretch>
-                  </pic:blipFill>
-                  <pic:spPr>
-                    <a:xfrm>
-                      <a:off x="0" y="0"/>
-                      <a:ext cx="4283710" cy="1769163"/>
-                    </a:xfrm>
-                    <a:prstGeom prst="rect">
-                      <a:avLst/>
-                    </a:prstGeom>
-                  </pic:spPr>
-                </pic:pic>
-              </a:graphicData>
-            </a:graphic>
-          </wp:inline>
-        </w:drawing>
-      </w:r>
-    </w:p>
-    <w:p>
-      <w:pPr>
-        <w:pStyle w:val="Ttulo1"/>
-        <w:numPr>
-          <w:ilvl w:val="0"/>
-          <w:numId w:val="3"/>
-        </w:numPr>
-        <w:tabs>
-          <w:tab w:val="left" w:pos="705"/>
-        </w:tabs>
-        <w:ind w:left="607" w:hanging="607"/>
-      </w:pPr>
-      <w:bookmarkStart w:id="15" w:name="_Toc231936144"/>
-      <w:r>
-        <w:t>Pilha de Protocolo MoT</w:t>
-      </w:r>
-      <w:bookmarkEnd w:id="15"/>
     </w:p>
     <w:p>
       <w:r>
@@ -6127,7 +5817,7 @@
                     <pic:cNvPicPr/>
                   </pic:nvPicPr>
                   <pic:blipFill>
-                    <a:blip r:embed="rId34"/>
+                    <a:blip r:embed="rId31"/>
                     <a:stretch>
                       <a:fillRect/>
                     </a:stretch>
@@ -6155,7 +5845,6 @@
     </w:p>
     <w:p>
       <w:r>
-        <w:lastRenderedPageBreak/>
         <w:t>A seguir qual o objetivo de cada camada da pilha de protocolo.</w:t>
       </w:r>
     </w:p>
@@ -6172,6 +5861,7 @@
         <w:rPr>
           <w:noProof/>
         </w:rPr>
+        <w:lastRenderedPageBreak/>
         <w:drawing>
           <wp:inline distT="0" distB="0" distL="0" distR="0" wp14:anchorId="620BE64F" wp14:editId="5D23E270">
             <wp:extent cx="2864397" cy="2237509"/>
@@ -6188,7 +5878,7 @@
                     <pic:cNvPicPr/>
                   </pic:nvPicPr>
                   <pic:blipFill>
-                    <a:blip r:embed="rId35"/>
+                    <a:blip r:embed="rId32"/>
                     <a:stretch>
                       <a:fillRect/>
                     </a:stretch>
@@ -6254,36 +5944,20 @@
         <w:spacing w:before="0"/>
         <w:ind w:left="0" w:firstLine="0"/>
       </w:pPr>
-      <w:bookmarkStart w:id="16" w:name="_Toc231936145"/>
-      <w:r>
-        <w:t xml:space="preserve">Camada </w:t>
-      </w:r>
-      <w:r>
-        <w:t xml:space="preserve"> </w:t>
-      </w:r>
-      <w:r>
-        <w:t xml:space="preserve">de aplicação – </w:t>
-      </w:r>
-      <w:r>
-        <w:t>AP</w:t>
-      </w:r>
-      <w:r>
-        <w:t>P</w:t>
-      </w:r>
-      <w:bookmarkEnd w:id="16"/>
-    </w:p>
-    <w:p>
-      <w:r>
-        <w:t>C</w:t>
-      </w:r>
-      <w:r>
-        <w:t>amada de aplicação na borda N3</w:t>
-      </w:r>
-      <w:r>
-        <w:t xml:space="preserve"> que vai enviar o comando para ligar o desligar o LED amarelo. </w:t>
-      </w:r>
-      <w:r>
-        <w:t>Essa informação está no arquivo comando_led_amarelo.txt que é lido pelo Python para acionar ou não ou LED amarelo.</w:t>
+      <w:bookmarkStart w:id="15" w:name="_Toc231936143"/>
+      <w:r>
+        <w:t>Tempo Real usando MoT</w:t>
+      </w:r>
+      <w:bookmarkEnd w:id="15"/>
+    </w:p>
+    <w:p>
+      <w:r>
+        <w:t>Para fazer a ligação entre o Nível 3 e o Nível 1, através do Nível 2, é definido para o Framework um protocolo de comunicação chamado MoT (Management over Tunnelling).</w:t>
+      </w:r>
+    </w:p>
+    <w:p>
+      <w:r>
+        <w:t>Para definição do MoT é necessário identificar as funções que o Nível 3:</w:t>
       </w:r>
     </w:p>
     <w:p>
@@ -6291,14 +5965,11 @@
         <w:pStyle w:val="PargrafodaLista"/>
         <w:numPr>
           <w:ilvl w:val="0"/>
-          <w:numId w:val="19"/>
+          <w:numId w:val="15"/>
         </w:numPr>
       </w:pPr>
       <w:r>
-        <w:t xml:space="preserve">DL – </w:t>
-      </w:r>
-      <w:r>
-        <w:t>Envio de comando para o Nó Sensor para comando do LED</w:t>
+        <w:t>Medir alguma grandeza</w:t>
       </w:r>
     </w:p>
     <w:p>
@@ -6306,31 +5977,72 @@
         <w:pStyle w:val="PargrafodaLista"/>
         <w:numPr>
           <w:ilvl w:val="0"/>
-          <w:numId w:val="19"/>
+          <w:numId w:val="15"/>
         </w:numPr>
       </w:pPr>
       <w:r>
-        <w:t xml:space="preserve">UL – </w:t>
-      </w:r>
-      <w:r>
-        <w:t xml:space="preserve">Recebe </w:t>
-      </w:r>
-      <w:r>
-        <w:t>luminosidade</w:t>
-      </w:r>
-    </w:p>
-    <w:p>
-      <w:r>
-        <w:t xml:space="preserve">Camada de aplicação no </w:t>
-      </w:r>
-      <w:r>
-        <w:t>Nó Sensor</w:t>
-      </w:r>
-      <w:r>
-        <w:t xml:space="preserve"> </w:t>
-      </w:r>
-      <w:r>
-        <w:t>N1</w:t>
+        <w:t>Atuar no Nó Sensor</w:t>
+      </w:r>
+    </w:p>
+    <w:p>
+      <w:r>
+        <w:t>A seguir as partes necessárias para essas duas funções.</w:t>
+      </w:r>
+    </w:p>
+    <w:p>
+      <w:pPr>
+        <w:jc w:val="center"/>
+      </w:pPr>
+      <w:r>
+        <w:rPr>
+          <w:noProof/>
+        </w:rPr>
+        <w:lastRenderedPageBreak/>
+        <w:drawing>
+          <wp:inline distT="0" distB="0" distL="0" distR="0" wp14:anchorId="3133E9B6" wp14:editId="2F99B5AC">
+            <wp:extent cx="4300298" cy="1770185"/>
+            <wp:effectExtent l="0" t="0" r="5080" b="1905"/>
+            <wp:docPr id="628175209" name="Imagem 1"/>
+            <wp:cNvGraphicFramePr>
+              <a:graphicFrameLocks xmlns:a="http://schemas.openxmlformats.org/drawingml/2006/main" noChangeAspect="1"/>
+            </wp:cNvGraphicFramePr>
+            <a:graphic xmlns:a="http://schemas.openxmlformats.org/drawingml/2006/main">
+              <a:graphicData uri="http://schemas.openxmlformats.org/drawingml/2006/picture">
+                <pic:pic xmlns:pic="http://schemas.openxmlformats.org/drawingml/2006/picture">
+                  <pic:nvPicPr>
+                    <pic:cNvPr id="628175209" name=""/>
+                    <pic:cNvPicPr/>
+                  </pic:nvPicPr>
+                  <pic:blipFill>
+                    <a:blip r:embed="rId33"/>
+                    <a:stretch>
+                      <a:fillRect/>
+                    </a:stretch>
+                  </pic:blipFill>
+                  <pic:spPr>
+                    <a:xfrm>
+                      <a:off x="0" y="0"/>
+                      <a:ext cx="4307923" cy="1773324"/>
+                    </a:xfrm>
+                    <a:prstGeom prst="rect">
+                      <a:avLst/>
+                    </a:prstGeom>
+                  </pic:spPr>
+                </pic:pic>
+              </a:graphicData>
+            </a:graphic>
+          </wp:inline>
+        </w:drawing>
+      </w:r>
+    </w:p>
+    <w:p>
+      <w:r>
+        <w:t>Para demonstração e simplicidade é utilizado um Python implementando o Nível 3.</w:t>
+      </w:r>
+    </w:p>
+    <w:p>
+      <w:r>
+        <w:t>Nível 4 serão dois arquivos TXT</w:t>
       </w:r>
     </w:p>
     <w:p>
@@ -6338,15 +6050,11 @@
         <w:pStyle w:val="PargrafodaLista"/>
         <w:numPr>
           <w:ilvl w:val="0"/>
-          <w:numId w:val="18"/>
+          <w:numId w:val="16"/>
         </w:numPr>
       </w:pPr>
       <w:r>
-        <w:lastRenderedPageBreak/>
-        <w:t xml:space="preserve">DL – </w:t>
-      </w:r>
-      <w:r>
-        <w:t>Recebe o comando de controle do LED</w:t>
+        <w:t>Arquivo de parâmetro que tem a ação a ser executada no Nó Sensor</w:t>
       </w:r>
     </w:p>
     <w:p>
@@ -6354,16 +6062,121 @@
         <w:pStyle w:val="PargrafodaLista"/>
         <w:numPr>
           <w:ilvl w:val="0"/>
-          <w:numId w:val="18"/>
+          <w:numId w:val="16"/>
         </w:numPr>
       </w:pPr>
       <w:r>
-        <w:t xml:space="preserve">UL – </w:t>
-      </w:r>
-      <w:r>
-        <w:t>Medida de luminosidade e envia para gateway</w:t>
-      </w:r>
-    </w:p>
+        <w:t>Arquivo de dados brutos que terá a grandeza medida</w:t>
+      </w:r>
+    </w:p>
+    <w:p>
+      <w:r>
+        <w:t>O Python do Nível 3 interage com o Nível 4.</w:t>
+      </w:r>
+    </w:p>
+    <w:p>
+      <w:r>
+        <w:t>Primeiramente acessa o arquivo de parâmetros para executar algum comando no Nível 1.</w:t>
+      </w:r>
+    </w:p>
+    <w:p>
+      <w:pPr>
+        <w:jc w:val="center"/>
+      </w:pPr>
+      <w:r>
+        <w:rPr>
+          <w:noProof/>
+        </w:rPr>
+        <w:drawing>
+          <wp:inline distT="0" distB="0" distL="0" distR="0" wp14:anchorId="36DB570F" wp14:editId="17A7B08B">
+            <wp:extent cx="4652263" cy="1737360"/>
+            <wp:effectExtent l="0" t="0" r="0" b="0"/>
+            <wp:docPr id="1511660654" name="Imagem 1"/>
+            <wp:cNvGraphicFramePr>
+              <a:graphicFrameLocks xmlns:a="http://schemas.openxmlformats.org/drawingml/2006/main" noChangeAspect="1"/>
+            </wp:cNvGraphicFramePr>
+            <a:graphic xmlns:a="http://schemas.openxmlformats.org/drawingml/2006/main">
+              <a:graphicData uri="http://schemas.openxmlformats.org/drawingml/2006/picture">
+                <pic:pic xmlns:pic="http://schemas.openxmlformats.org/drawingml/2006/picture">
+                  <pic:nvPicPr>
+                    <pic:cNvPr id="1511660654" name=""/>
+                    <pic:cNvPicPr/>
+                  </pic:nvPicPr>
+                  <pic:blipFill>
+                    <a:blip r:embed="rId34"/>
+                    <a:stretch>
+                      <a:fillRect/>
+                    </a:stretch>
+                  </pic:blipFill>
+                  <pic:spPr>
+                    <a:xfrm>
+                      <a:off x="0" y="0"/>
+                      <a:ext cx="4658643" cy="1739743"/>
+                    </a:xfrm>
+                    <a:prstGeom prst="rect">
+                      <a:avLst/>
+                    </a:prstGeom>
+                  </pic:spPr>
+                </pic:pic>
+              </a:graphicData>
+            </a:graphic>
+          </wp:inline>
+        </w:drawing>
+      </w:r>
+    </w:p>
+    <w:p>
+      <w:r>
+        <w:t>Em seguida escreve no arquivo dados brutos do Nível 4 o dado coletado do Nível 1.</w:t>
+      </w:r>
+    </w:p>
+    <w:p>
+      <w:pPr>
+        <w:jc w:val="center"/>
+      </w:pPr>
+      <w:r>
+        <w:rPr>
+          <w:noProof/>
+        </w:rPr>
+        <w:lastRenderedPageBreak/>
+        <w:drawing>
+          <wp:inline distT="0" distB="0" distL="0" distR="0" wp14:anchorId="172C9306" wp14:editId="24110E72">
+            <wp:extent cx="4280506" cy="1767840"/>
+            <wp:effectExtent l="0" t="0" r="6350" b="3810"/>
+            <wp:docPr id="1198364498" name="Imagem 1"/>
+            <wp:cNvGraphicFramePr>
+              <a:graphicFrameLocks xmlns:a="http://schemas.openxmlformats.org/drawingml/2006/main" noChangeAspect="1"/>
+            </wp:cNvGraphicFramePr>
+            <a:graphic xmlns:a="http://schemas.openxmlformats.org/drawingml/2006/main">
+              <a:graphicData uri="http://schemas.openxmlformats.org/drawingml/2006/picture">
+                <pic:pic xmlns:pic="http://schemas.openxmlformats.org/drawingml/2006/picture">
+                  <pic:nvPicPr>
+                    <pic:cNvPr id="1198364498" name=""/>
+                    <pic:cNvPicPr/>
+                  </pic:nvPicPr>
+                  <pic:blipFill>
+                    <a:blip r:embed="rId35"/>
+                    <a:stretch>
+                      <a:fillRect/>
+                    </a:stretch>
+                  </pic:blipFill>
+                  <pic:spPr>
+                    <a:xfrm>
+                      <a:off x="0" y="0"/>
+                      <a:ext cx="4283710" cy="1769163"/>
+                    </a:xfrm>
+                    <a:prstGeom prst="rect">
+                      <a:avLst/>
+                    </a:prstGeom>
+                  </pic:spPr>
+                </pic:pic>
+              </a:graphicData>
+            </a:graphic>
+          </wp:inline>
+        </w:drawing>
+      </w:r>
+    </w:p>
+    <w:p/>
+    <w:p/>
     <w:p>
       <w:pPr>
         <w:pStyle w:val="Ttulo2"/>
@@ -6377,24 +6190,36 @@
         <w:spacing w:before="0"/>
         <w:ind w:left="0" w:firstLine="0"/>
       </w:pPr>
-      <w:bookmarkStart w:id="17" w:name="_Toc231936146"/>
-      <w:r>
-        <w:t>Camada de Transporte - TRANSP</w:t>
-      </w:r>
-      <w:bookmarkEnd w:id="17"/>
-    </w:p>
-    <w:p>
-      <w:r>
-        <w:t>Ca</w:t>
-      </w:r>
-      <w:r>
-        <w:t>mada de t</w:t>
-      </w:r>
-      <w:r>
-        <w:t>ransporte faz o controle de fluxo dos pacotes entre N3 e n1, por exemplo</w:t>
-      </w:r>
-      <w:r>
-        <w:t>:</w:t>
+      <w:bookmarkStart w:id="16" w:name="_Toc231936145"/>
+      <w:r>
+        <w:t xml:space="preserve">Camada </w:t>
+      </w:r>
+      <w:r>
+        <w:t xml:space="preserve"> </w:t>
+      </w:r>
+      <w:r>
+        <w:t xml:space="preserve">de aplicação – </w:t>
+      </w:r>
+      <w:r>
+        <w:t>AP</w:t>
+      </w:r>
+      <w:r>
+        <w:t>P</w:t>
+      </w:r>
+      <w:bookmarkEnd w:id="16"/>
+    </w:p>
+    <w:p>
+      <w:r>
+        <w:t>C</w:t>
+      </w:r>
+      <w:r>
+        <w:t>amada de aplicação na borda N3</w:t>
+      </w:r>
+      <w:r>
+        <w:t xml:space="preserve"> que vai enviar o comando para ligar o desligar o LED amarelo. </w:t>
+      </w:r>
+      <w:r>
+        <w:t>Essa informação está no arquivo comando_led_amarelo.txt que é lido pelo Python para acionar ou não ou LED amarelo.</w:t>
       </w:r>
     </w:p>
     <w:p>
@@ -6402,17 +6227,14 @@
         <w:pStyle w:val="PargrafodaLista"/>
         <w:numPr>
           <w:ilvl w:val="0"/>
-          <w:numId w:val="20"/>
+          <w:numId w:val="19"/>
         </w:numPr>
       </w:pPr>
       <w:r>
-        <w:t>C</w:t>
-      </w:r>
-      <w:r>
-        <w:t>ontagem de pacotes enviados</w:t>
-      </w:r>
-      <w:r>
-        <w:t>.</w:t>
+        <w:t xml:space="preserve">DL – </w:t>
+      </w:r>
+      <w:r>
+        <w:t>Envio de comando para o Nó Sensor para comando do LED</w:t>
       </w:r>
     </w:p>
     <w:p>
@@ -6420,14 +6242,31 @@
         <w:pStyle w:val="PargrafodaLista"/>
         <w:numPr>
           <w:ilvl w:val="0"/>
-          <w:numId w:val="20"/>
+          <w:numId w:val="19"/>
         </w:numPr>
       </w:pPr>
       <w:r>
-        <w:t>Avaliação de pacotes perdidos</w:t>
-      </w:r>
-      <w:r>
-        <w:t>.</w:t>
+        <w:t xml:space="preserve">UL – </w:t>
+      </w:r>
+      <w:r>
+        <w:t xml:space="preserve">Recebe </w:t>
+      </w:r>
+      <w:r>
+        <w:t>luminosidade</w:t>
+      </w:r>
+    </w:p>
+    <w:p>
+      <w:r>
+        <w:t xml:space="preserve">Camada de aplicação no </w:t>
+      </w:r>
+      <w:r>
+        <w:t>Nó Sensor</w:t>
+      </w:r>
+      <w:r>
+        <w:t xml:space="preserve"> </w:t>
+      </w:r>
+      <w:r>
+        <w:t>N1</w:t>
       </w:r>
     </w:p>
     <w:p>
@@ -6435,14 +6274,29 @@
         <w:pStyle w:val="PargrafodaLista"/>
         <w:numPr>
           <w:ilvl w:val="0"/>
-          <w:numId w:val="20"/>
+          <w:numId w:val="18"/>
         </w:numPr>
       </w:pPr>
       <w:r>
-        <w:t>Reenvio de pacotes perdidos</w:t>
-      </w:r>
-      <w:r>
-        <w:t>.</w:t>
+        <w:t xml:space="preserve">DL – </w:t>
+      </w:r>
+      <w:r>
+        <w:t>Recebe o comando de controle do LED</w:t>
+      </w:r>
+    </w:p>
+    <w:p>
+      <w:pPr>
+        <w:pStyle w:val="PargrafodaLista"/>
+        <w:numPr>
+          <w:ilvl w:val="0"/>
+          <w:numId w:val="18"/>
+        </w:numPr>
+      </w:pPr>
+      <w:r>
+        <w:t xml:space="preserve">UL – </w:t>
+      </w:r>
+      <w:r>
+        <w:t>Medida de luminosidade e envia para gateway</w:t>
       </w:r>
     </w:p>
     <w:p>
@@ -6458,6 +6312,87 @@
         <w:spacing w:before="0"/>
         <w:ind w:left="0" w:firstLine="0"/>
       </w:pPr>
+      <w:bookmarkStart w:id="17" w:name="_Toc231936146"/>
+      <w:r>
+        <w:t>Camada de Transporte - TRANSP</w:t>
+      </w:r>
+      <w:bookmarkEnd w:id="17"/>
+    </w:p>
+    <w:p>
+      <w:r>
+        <w:t>Ca</w:t>
+      </w:r>
+      <w:r>
+        <w:t>mada de t</w:t>
+      </w:r>
+      <w:r>
+        <w:t>ransporte faz o controle de fluxo dos pacotes entre N3 e n1, por exemplo</w:t>
+      </w:r>
+      <w:r>
+        <w:t>:</w:t>
+      </w:r>
+    </w:p>
+    <w:p>
+      <w:pPr>
+        <w:pStyle w:val="PargrafodaLista"/>
+        <w:numPr>
+          <w:ilvl w:val="0"/>
+          <w:numId w:val="20"/>
+        </w:numPr>
+      </w:pPr>
+      <w:r>
+        <w:t>C</w:t>
+      </w:r>
+      <w:r>
+        <w:t>ontagem de pacotes enviados</w:t>
+      </w:r>
+      <w:r>
+        <w:t>.</w:t>
+      </w:r>
+    </w:p>
+    <w:p>
+      <w:pPr>
+        <w:pStyle w:val="PargrafodaLista"/>
+        <w:numPr>
+          <w:ilvl w:val="0"/>
+          <w:numId w:val="20"/>
+        </w:numPr>
+      </w:pPr>
+      <w:r>
+        <w:t>Avaliação de pacotes perdidos</w:t>
+      </w:r>
+      <w:r>
+        <w:t>.</w:t>
+      </w:r>
+    </w:p>
+    <w:p>
+      <w:pPr>
+        <w:pStyle w:val="PargrafodaLista"/>
+        <w:numPr>
+          <w:ilvl w:val="0"/>
+          <w:numId w:val="20"/>
+        </w:numPr>
+      </w:pPr>
+      <w:r>
+        <w:t>Reenvio de pacotes perdidos</w:t>
+      </w:r>
+      <w:r>
+        <w:t>.</w:t>
+      </w:r>
+    </w:p>
+    <w:p>
+      <w:pPr>
+        <w:pStyle w:val="Ttulo2"/>
+        <w:numPr>
+          <w:ilvl w:val="1"/>
+          <w:numId w:val="3"/>
+        </w:numPr>
+        <w:tabs>
+          <w:tab w:val="left" w:pos="819"/>
+        </w:tabs>
+        <w:spacing w:before="0"/>
+        <w:ind w:left="0" w:firstLine="0"/>
+      </w:pPr>
       <w:bookmarkStart w:id="18" w:name="_Toc231936147"/>
       <w:r>
         <w:t>Camada de Rede - NET</w:t>
@@ -6484,6 +6419,7 @@
         </w:numPr>
       </w:pPr>
       <w:r>
+        <w:lastRenderedPageBreak/>
         <w:t>Cada elemento de uma rede de sensores sem fio deve ser identificado</w:t>
       </w:r>
       <w:r>
@@ -6507,7 +6443,13 @@
     </w:p>
     <w:p>
       <w:r>
-        <w:t>Híbrido LoRaWAN com LoRa</w:t>
+        <w:t>Exemplo de ações da camada de rede que é criar um h</w:t>
+      </w:r>
+      <w:r>
+        <w:t>íbrido LoRaWAN com LoRa</w:t>
+      </w:r>
+      <w:r>
+        <w:t>.</w:t>
       </w:r>
     </w:p>
     <w:p>
@@ -6631,7 +6573,6 @@
       </w:pPr>
       <w:bookmarkStart w:id="20" w:name="_Toc231936149"/>
       <w:r>
-        <w:lastRenderedPageBreak/>
         <w:t xml:space="preserve">Camada física – </w:t>
       </w:r>
       <w:r>
@@ -6751,12 +6692,16 @@
       </w:pPr>
       <w:bookmarkStart w:id="21" w:name="_Toc231936150"/>
       <w:r>
+        <w:lastRenderedPageBreak/>
         <w:t xml:space="preserve">Exemplo </w:t>
       </w:r>
       <w:r>
-        <w:t>Framework com LoRa</w:t>
+        <w:t xml:space="preserve">Framework </w:t>
       </w:r>
       <w:bookmarkEnd w:id="21"/>
+      <w:r>
+        <w:t>Basic com LoRa</w:t>
+      </w:r>
     </w:p>
     <w:p>
       <w:r>
@@ -6839,7 +6784,6 @@
       </w:pPr>
       <w:bookmarkStart w:id="22" w:name="_Toc231936151"/>
       <w:r>
-        <w:lastRenderedPageBreak/>
         <w:t>Definição dos Níveis</w:t>
       </w:r>
       <w:bookmarkEnd w:id="22"/>
@@ -6895,6 +6839,7 @@
     </w:p>
     <w:p>
       <w:r>
+        <w:lastRenderedPageBreak/>
         <w:t>O N4 é tem uma função lógica de armazenamento e estabelece a interface entre os níveis 3, 5 e 6</w:t>
       </w:r>
       <w:r>
@@ -6975,7 +6920,6 @@
     </w:p>
     <w:p>
       <w:r>
-        <w:lastRenderedPageBreak/>
         <w:t>O Nível 1 trata dos processos locais, no exemplo o acionamento do LED amarelo e a medida da luminosidade.</w:t>
       </w:r>
     </w:p>
@@ -7101,43 +7045,43 @@
     </w:p>
     <w:p>
       <w:r>
+        <w:t xml:space="preserve">A opção do cliente é escrita em um arquivo no Nível 4 com valor 0 para LED apagado e 1 para LED aceso. </w:t>
+      </w:r>
+    </w:p>
+    <w:p>
+      <w:r>
+        <w:t xml:space="preserve">Nome do arquivo </w:t>
+      </w:r>
+      <w:r>
+        <w:t>cmd_led_amarelo</w:t>
+      </w:r>
+      <w:r>
+        <w:t>.txt</w:t>
+      </w:r>
+    </w:p>
+    <w:p>
+      <w:r>
+        <w:t>Ao clicar no botão salvar cria um arquivo de uma linha com valor 0 ou 1.</w:t>
+      </w:r>
+    </w:p>
+    <w:p>
+      <w:r>
+        <w:t xml:space="preserve">2 – Python implementa o Nível 3 e Nível 2. Isso é chamado de Borda lê o arquivo cmd_led_amarelo.txt e coloca no pacote byte 34 o valor 0 para desligar LED ou 1 para ligar o LED. </w:t>
+      </w:r>
+    </w:p>
+    <w:p>
+      <w:r>
+        <w:t>3 – Camada física do Python do Nível 2 envia pela USB para ESP32 que por sua vez envia para o módulo RFM95 via SPI.</w:t>
+      </w:r>
+    </w:p>
+    <w:p>
+      <w:r>
+        <w:t>4 – Nó sensor recebe o pacote DL pelo RFM95 que via SPI passa para camada física do EXP32.</w:t>
+      </w:r>
+    </w:p>
+    <w:p>
+      <w:r>
         <w:lastRenderedPageBreak/>
-        <w:t xml:space="preserve">A opção do cliente é escrita em um arquivo no Nível 4 com valor 0 para LED apagado e 1 para LED aceso. </w:t>
-      </w:r>
-    </w:p>
-    <w:p>
-      <w:r>
-        <w:t xml:space="preserve">Nome do arquivo </w:t>
-      </w:r>
-      <w:r>
-        <w:t>cmd_led_amarelo</w:t>
-      </w:r>
-      <w:r>
-        <w:t>.txt</w:t>
-      </w:r>
-    </w:p>
-    <w:p>
-      <w:r>
-        <w:t>Ao clicar no botão salvar cria um arquivo de uma linha com valor 0 ou 1.</w:t>
-      </w:r>
-    </w:p>
-    <w:p>
-      <w:r>
-        <w:t xml:space="preserve">2 – Python implementa o Nível 3 e Nível 2. Isso é chamado de Borda lê o arquivo cmd_led_amarelo.txt e coloca no pacote byte 34 o valor 0 para desligar LED ou 1 para ligar o LED. </w:t>
-      </w:r>
-    </w:p>
-    <w:p>
-      <w:r>
-        <w:t>3 – Camada física do Python do Nível 2 envia pela USB para ESP32 que por sua vez envia para o módulo RFM95 via SPI.</w:t>
-      </w:r>
-    </w:p>
-    <w:p>
-      <w:r>
-        <w:t>4 – Nó sensor recebe o pacote DL pelo RFM95 que via SPI passa para camada física do EXP32.</w:t>
-      </w:r>
-    </w:p>
-    <w:p>
-      <w:r>
         <w:t xml:space="preserve">5 – Pacote sobe a pilha MoT do nó sensor e na camada de aplicação e aciona LED se byte 16 for 1 ou apaga se for zero. </w:t>
       </w:r>
     </w:p>
@@ -7173,6 +7117,9 @@
         <w:t>Definição Kit-LoRa</w:t>
       </w:r>
       <w:bookmarkEnd w:id="24"/>
+      <w:r>
+        <w:t xml:space="preserve"> – Sensor e Gateway</w:t>
+      </w:r>
     </w:p>
     <w:p>
       <w:r>
@@ -7220,7 +7167,6 @@
         </w:numPr>
       </w:pPr>
       <w:r>
-        <w:lastRenderedPageBreak/>
         <w:t>ESP32</w:t>
       </w:r>
     </w:p>
@@ -7295,6 +7241,7 @@
         </w:numPr>
       </w:pPr>
       <w:r>
+        <w:lastRenderedPageBreak/>
         <w:t>Nível 1 que faz os processos locais</w:t>
       </w:r>
       <w:r>
@@ -7402,7 +7349,6 @@
         <w:rPr>
           <w:noProof/>
         </w:rPr>
-        <w:lastRenderedPageBreak/>
         <w:drawing>
           <wp:inline distT="0" distB="0" distL="0" distR="0" wp14:anchorId="55129D33" wp14:editId="08688DE8">
             <wp:extent cx="2709789" cy="2607357"/>
@@ -7499,16 +7445,9 @@
         </w:tabs>
         <w:ind w:left="607" w:hanging="607"/>
       </w:pPr>
-      <w:bookmarkStart w:id="27" w:name="_Toc231936156"/>
-      <w:r>
-        <w:t xml:space="preserve">Aplicação </w:t>
-      </w:r>
-      <w:r>
-        <w:t>Protocolo MoT</w:t>
-      </w:r>
-      <w:bookmarkEnd w:id="27"/>
-      <w:r>
-        <w:t xml:space="preserve"> no Kit-LoRa</w:t>
+      <w:r>
+        <w:lastRenderedPageBreak/>
+        <w:t>Níveis do Modelo de Referência para Kit-LoRa</w:t>
       </w:r>
     </w:p>
     <w:p>
@@ -7579,22 +7518,24 @@
     </w:p>
     <w:p>
       <w:pPr>
-        <w:pStyle w:val="Ttulo2"/>
+        <w:pStyle w:val="Ttulo1"/>
         <w:numPr>
-          <w:ilvl w:val="1"/>
+          <w:ilvl w:val="0"/>
           <w:numId w:val="3"/>
         </w:numPr>
         <w:tabs>
-          <w:tab w:val="left" w:pos="819"/>
+          <w:tab w:val="left" w:pos="705"/>
         </w:tabs>
-        <w:spacing w:before="0"/>
-        <w:ind w:left="0" w:firstLine="0"/>
-      </w:pPr>
-      <w:bookmarkStart w:id="28" w:name="_Toc231936157"/>
+        <w:ind w:left="607" w:hanging="607"/>
+      </w:pPr>
+      <w:bookmarkStart w:id="27" w:name="_Toc231936157"/>
       <w:r>
         <w:t>Pilha MoT</w:t>
       </w:r>
-      <w:bookmarkEnd w:id="28"/>
+      <w:bookmarkEnd w:id="27"/>
+      <w:r>
+        <w:t xml:space="preserve"> para Kit-LoRa</w:t>
+      </w:r>
     </w:p>
     <w:p>
       <w:r>
@@ -7607,68 +7548,10 @@
         <w:t xml:space="preserve"> com suas 5 camadas</w:t>
       </w:r>
       <w:r>
+        <w:t xml:space="preserve"> já identificando o Kit-Lora com o nó sensor e o gateway</w:t>
+      </w:r>
+      <w:r>
         <w:t>.</w:t>
-      </w:r>
-    </w:p>
-    <w:p>
-      <w:pPr>
-        <w:pStyle w:val="PargrafodaLista"/>
-        <w:numPr>
-          <w:ilvl w:val="0"/>
-          <w:numId w:val="36"/>
-        </w:numPr>
-      </w:pPr>
-      <w:r>
-        <w:lastRenderedPageBreak/>
-        <w:t>Camada de aplicação</w:t>
-      </w:r>
-    </w:p>
-    <w:p>
-      <w:pPr>
-        <w:pStyle w:val="PargrafodaLista"/>
-        <w:numPr>
-          <w:ilvl w:val="0"/>
-          <w:numId w:val="36"/>
-        </w:numPr>
-      </w:pPr>
-      <w:r>
-        <w:t>Camada de transporte</w:t>
-      </w:r>
-    </w:p>
-    <w:p>
-      <w:pPr>
-        <w:pStyle w:val="PargrafodaLista"/>
-        <w:numPr>
-          <w:ilvl w:val="0"/>
-          <w:numId w:val="36"/>
-        </w:numPr>
-      </w:pPr>
-      <w:r>
-        <w:t>Camada de rede</w:t>
-      </w:r>
-    </w:p>
-    <w:p>
-      <w:pPr>
-        <w:pStyle w:val="PargrafodaLista"/>
-        <w:numPr>
-          <w:ilvl w:val="0"/>
-          <w:numId w:val="36"/>
-        </w:numPr>
-      </w:pPr>
-      <w:r>
-        <w:t>Camadas de acesso ao meio</w:t>
-      </w:r>
-    </w:p>
-    <w:p>
-      <w:pPr>
-        <w:pStyle w:val="PargrafodaLista"/>
-        <w:numPr>
-          <w:ilvl w:val="0"/>
-          <w:numId w:val="36"/>
-        </w:numPr>
-      </w:pPr>
-      <w:r>
-        <w:t>Camada física</w:t>
       </w:r>
     </w:p>
     <w:p>
@@ -7846,7 +7729,7 @@
           </mc:Choice>
           <mc:Fallback>
             <w:pict>
-              <v:oval w14:anchorId="5D56D19B" id="Elipse 27" o:spid="_x0000_s1026" style="position:absolute;margin-left:59.7pt;margin-top:125.25pt;width:68.55pt;height:45.2pt;z-index:251731968;visibility:visible;mso-wrap-style:square;mso-wrap-distance-left:9pt;mso-wrap-distance-top:0;mso-wrap-distance-right:9pt;mso-wrap-distance-bottom:0;mso-position-horizontal:absolute;mso-position-horizontal-relative:text;mso-position-vertical:absolute;mso-position-vertical-relative:text;v-text-anchor:middle" o:gfxdata="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" filled="f" strokecolor="#e00" strokeweight="6pt">
+              <v:oval w14:anchorId="41B9115C" id="Elipse 27" o:spid="_x0000_s1026" style="position:absolute;margin-left:59.7pt;margin-top:125.25pt;width:68.55pt;height:45.2pt;z-index:251731968;visibility:visible;mso-wrap-style:square;mso-wrap-distance-left:9pt;mso-wrap-distance-top:0;mso-wrap-distance-right:9pt;mso-wrap-distance-bottom:0;mso-position-horizontal:absolute;mso-position-horizontal-relative:text;mso-position-vertical:absolute;mso-position-vertical-relative:text;v-text-anchor:middle" o:gfxdata="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" filled="f" strokecolor="#e00" strokeweight="6pt">
                 <v:shadow on="t" color="black" opacity="22937f" origin=",.5" offset="0,.63889mm"/>
               </v:oval>
             </w:pict>
@@ -7896,6 +7779,7 @@
     </w:p>
     <w:p>
       <w:r>
+        <w:lastRenderedPageBreak/>
         <w:t>O domínio da pilha de protocolo MoT é necessári</w:t>
       </w:r>
       <w:r>
@@ -7918,22 +7802,27 @@
     </w:p>
     <w:p>
       <w:pPr>
-        <w:pStyle w:val="Ttulo2"/>
+        <w:pStyle w:val="Ttulo1"/>
         <w:numPr>
-          <w:ilvl w:val="1"/>
+          <w:ilvl w:val="0"/>
           <w:numId w:val="3"/>
         </w:numPr>
         <w:tabs>
-          <w:tab w:val="left" w:pos="819"/>
+          <w:tab w:val="left" w:pos="705"/>
         </w:tabs>
-        <w:spacing w:before="0"/>
-        <w:ind w:left="0" w:firstLine="0"/>
-      </w:pPr>
-      <w:bookmarkStart w:id="29" w:name="_Toc231936158"/>
-      <w:r>
-        <w:t>Comunicação Half Duplex</w:t>
-      </w:r>
-      <w:bookmarkEnd w:id="29"/>
+        <w:ind w:left="607" w:hanging="607"/>
+      </w:pPr>
+      <w:bookmarkStart w:id="28" w:name="_Toc231936158"/>
+      <w:r>
+        <w:t xml:space="preserve">Comunicação </w:t>
+      </w:r>
+      <w:r>
+        <w:t xml:space="preserve">Bidirecional </w:t>
+      </w:r>
+      <w:r>
+        <w:t>Half Duplex</w:t>
+      </w:r>
+      <w:bookmarkEnd w:id="28"/>
     </w:p>
     <w:p>
       <w:r>
@@ -8022,7 +7911,6 @@
     </w:p>
     <w:p>
       <w:r>
-        <w:lastRenderedPageBreak/>
         <w:t>Define-se p</w:t>
       </w:r>
       <w:r>
@@ -8165,8 +8053,9 @@
         </w:tabs>
         <w:ind w:left="607" w:hanging="607"/>
       </w:pPr>
-      <w:bookmarkStart w:id="30" w:name="_Toc231936159"/>
-      <w:r>
+      <w:bookmarkStart w:id="29" w:name="_Toc231936159"/>
+      <w:r>
+        <w:lastRenderedPageBreak/>
         <w:t>Pacotes</w:t>
       </w:r>
       <w:r>
@@ -8175,7 +8064,7 @@
       <w:r>
         <w:t xml:space="preserve"> DL e UL</w:t>
       </w:r>
-      <w:bookmarkEnd w:id="30"/>
+      <w:bookmarkEnd w:id="29"/>
     </w:p>
     <w:p>
       <w:r>
@@ -8332,7 +8221,6 @@
     </w:p>
     <w:p>
       <w:r>
-        <w:lastRenderedPageBreak/>
         <w:t>Observar que o número do byte vai de 0 a 19, portanto 20 bytes.</w:t>
       </w:r>
     </w:p>
@@ -8364,12 +8252,14 @@
         </w:tabs>
         <w:ind w:left="607" w:hanging="607"/>
       </w:pPr>
-      <w:bookmarkStart w:id="31" w:name="_Toc231936160"/>
+      <w:bookmarkStart w:id="30" w:name="_Toc231936160"/>
       <w:r>
         <w:t>Exemplo Framework Básico</w:t>
       </w:r>
-      <w:bookmarkEnd w:id="31"/>
-    </w:p>
+      <w:bookmarkEnd w:id="30"/>
+    </w:p>
+    <w:p/>
+    <w:p/>
     <w:p>
       <w:r>
         <w:t>Nesse item será explicado o Framework Básico utilizado como referência, seguindo o diagrama temporal.</w:t>
@@ -8400,6 +8290,7 @@
         <w:rPr>
           <w:noProof/>
         </w:rPr>
+        <w:lastRenderedPageBreak/>
         <w:drawing>
           <wp:inline distT="0" distB="0" distL="0" distR="0" wp14:anchorId="3B795F78" wp14:editId="3A505DE7">
             <wp:extent cx="1905165" cy="1196444"/>
@@ -8549,7 +8440,6 @@
     </w:p>
     <w:p>
       <w:r>
-        <w:lastRenderedPageBreak/>
         <w:t xml:space="preserve">O Gateway tem apenas parte da camada física. Como já mencionado antes o ESP32 do gateway faz a ponte entre a USB do computador e </w:t>
       </w:r>
       <w:r>
@@ -8619,6 +8509,7 @@
         <w:rPr>
           <w:noProof/>
         </w:rPr>
+        <w:lastRenderedPageBreak/>
         <w:drawing>
           <wp:inline distT="0" distB="0" distL="0" distR="0" wp14:anchorId="157C99C9" wp14:editId="682471AF">
             <wp:extent cx="1447925" cy="1127858"/>
@@ -8676,11 +8567,11 @@
         <w:spacing w:before="0"/>
         <w:ind w:left="0" w:firstLine="0"/>
       </w:pPr>
-      <w:bookmarkStart w:id="32" w:name="_Toc231936161"/>
+      <w:bookmarkStart w:id="31" w:name="_Toc231936161"/>
       <w:r>
         <w:t>Acionamento do LED Amarelo</w:t>
       </w:r>
-      <w:bookmarkEnd w:id="32"/>
+      <w:bookmarkEnd w:id="31"/>
     </w:p>
     <w:p>
       <w:r>
@@ -8737,7 +8628,6 @@
     </w:p>
     <w:p>
       <w:r>
-        <w:lastRenderedPageBreak/>
         <w:t>Esse Python cria um arquivo de comando do LED e dá opção para ligar</w:t>
       </w:r>
       <w:r>
@@ -8818,11 +8708,11 @@
         <w:spacing w:before="0"/>
         <w:ind w:left="0" w:firstLine="0"/>
       </w:pPr>
-      <w:bookmarkStart w:id="33" w:name="_Toc231936162"/>
+      <w:bookmarkStart w:id="32" w:name="_Toc231936162"/>
       <w:r>
         <w:t>Python N2 e N3</w:t>
       </w:r>
-      <w:bookmarkEnd w:id="33"/>
+      <w:bookmarkEnd w:id="32"/>
     </w:p>
     <w:p>
       <w:r>
@@ -8834,6 +8724,7 @@
     </w:p>
     <w:p>
       <w:r>
+        <w:lastRenderedPageBreak/>
         <w:t>Essa Python deve ser executado quando os firmwares do gateway e nó sensor já tiverem sido instalados e testados com o MoTTest.</w:t>
       </w:r>
     </w:p>
@@ -8899,7 +8790,6 @@
         <w:rPr>
           <w:noProof/>
         </w:rPr>
-        <w:lastRenderedPageBreak/>
         <w:drawing>
           <wp:inline distT="0" distB="0" distL="0" distR="0" wp14:anchorId="41567609" wp14:editId="2CFB0F03">
             <wp:extent cx="3863675" cy="434378"/>
@@ -8958,11 +8848,11 @@
         <w:spacing w:before="0"/>
         <w:ind w:left="0" w:firstLine="0"/>
       </w:pPr>
-      <w:bookmarkStart w:id="34" w:name="_Toc231936163"/>
+      <w:bookmarkStart w:id="33" w:name="_Toc231936163"/>
       <w:r>
         <w:t>Leitura do Comando do LED Amarelo</w:t>
       </w:r>
-      <w:bookmarkEnd w:id="34"/>
+      <w:bookmarkEnd w:id="33"/>
     </w:p>
     <w:p>
       <w:r>
@@ -8977,6 +8867,7 @@
         <w:rPr>
           <w:noProof/>
         </w:rPr>
+        <w:lastRenderedPageBreak/>
         <w:drawing>
           <wp:inline distT="0" distB="0" distL="0" distR="0" wp14:anchorId="17C59E12" wp14:editId="134DE412">
             <wp:extent cx="647756" cy="251482"/>
@@ -9076,11 +8967,11 @@
         <w:spacing w:before="0"/>
         <w:ind w:left="0" w:firstLine="0"/>
       </w:pPr>
-      <w:bookmarkStart w:id="35" w:name="_Toc231936164"/>
+      <w:bookmarkStart w:id="34" w:name="_Toc231936164"/>
       <w:r>
         <w:t>Pacote de DL</w:t>
       </w:r>
-      <w:bookmarkEnd w:id="35"/>
+      <w:bookmarkEnd w:id="34"/>
     </w:p>
     <w:p>
       <w:r>
@@ -9157,6 +9048,7 @@
         <w:rPr>
           <w:noProof/>
         </w:rPr>
+        <w:lastRenderedPageBreak/>
         <w:drawing>
           <wp:inline distT="0" distB="0" distL="0" distR="0" wp14:anchorId="3233E6BF" wp14:editId="0C280A73">
             <wp:extent cx="3467400" cy="3970364"/>
@@ -9251,7 +9143,6 @@
     </w:p>
     <w:p>
       <w:r>
-        <w:lastRenderedPageBreak/>
         <w:t xml:space="preserve">Camada APP </w:t>
       </w:r>
       <w:r>
@@ -9282,6 +9173,7 @@
         <w:rPr>
           <w:noProof/>
         </w:rPr>
+        <w:lastRenderedPageBreak/>
         <mc:AlternateContent>
           <mc:Choice Requires="wps">
             <w:drawing>
@@ -9721,6 +9613,7 @@
         <w:rPr>
           <w:noProof/>
         </w:rPr>
+        <w:lastRenderedPageBreak/>
         <mc:AlternateContent>
           <mc:Choice Requires="wps">
             <w:drawing>
@@ -10129,6 +10022,7 @@
         <w:rPr>
           <w:noProof/>
         </w:rPr>
+        <w:lastRenderedPageBreak/>
         <mc:AlternateContent>
           <mc:Choice Requires="wps">
             <w:drawing>
@@ -10557,6 +10451,7 @@
         <w:rPr>
           <w:noProof/>
         </w:rPr>
+        <w:lastRenderedPageBreak/>
         <mc:AlternateContent>
           <mc:Choice Requires="wps">
             <w:drawing>
@@ -10967,7 +10862,6 @@
         <w:rPr>
           <w:noProof/>
         </w:rPr>
-        <w:lastRenderedPageBreak/>
         <mc:AlternateContent>
           <mc:Choice Requires="wps">
             <w:drawing>
@@ -11098,11 +10992,11 @@
         <w:spacing w:before="0"/>
         <w:ind w:left="0" w:firstLine="0"/>
       </w:pPr>
-      <w:bookmarkStart w:id="36" w:name="_Toc231936165"/>
+      <w:bookmarkStart w:id="35" w:name="_Toc231936165"/>
       <w:r>
         <w:t>Pacote de UL</w:t>
       </w:r>
-      <w:bookmarkEnd w:id="36"/>
+      <w:bookmarkEnd w:id="35"/>
     </w:p>
     <w:p>
       <w:r>
@@ -11170,7 +11064,6 @@
         <w:rPr>
           <w:noProof/>
         </w:rPr>
-        <w:lastRenderedPageBreak/>
         <w:drawing>
           <wp:inline distT="0" distB="0" distL="0" distR="0" wp14:anchorId="05994886" wp14:editId="647FFF84">
             <wp:extent cx="4465707" cy="3985605"/>
@@ -11230,6 +11123,7 @@
         <w:rPr>
           <w:noProof/>
         </w:rPr>
+        <w:lastRenderedPageBreak/>
         <mc:AlternateContent>
           <mc:Choice Requires="wps">
             <w:drawing>
@@ -11378,7 +11272,6 @@
         <w:rPr>
           <w:noProof/>
         </w:rPr>
-        <w:lastRenderedPageBreak/>
         <mc:AlternateContent>
           <mc:Choice Requires="wps">
             <w:drawing>
@@ -11643,6 +11536,7 @@
         <w:rPr>
           <w:noProof/>
         </w:rPr>
+        <w:lastRenderedPageBreak/>
         <mc:AlternateContent>
           <mc:Choice Requires="wps">
             <w:drawing>
@@ -11892,7 +11786,6 @@
     </w:p>
     <w:p>
       <w:r>
-        <w:lastRenderedPageBreak/>
         <w:t>Pacote e transmitido pela interface LoRa</w:t>
       </w:r>
     </w:p>
@@ -12403,6 +12296,7 @@
     </w:p>
     <w:p>
       <w:r>
+        <w:lastRenderedPageBreak/>
         <w:t>E</w:t>
       </w:r>
       <w:r>
@@ -12502,7 +12396,6 @@
         <w:rPr>
           <w:noProof/>
         </w:rPr>
-        <w:lastRenderedPageBreak/>
         <mc:AlternateContent>
           <mc:Choice Requires="wps">
             <w:drawing>
@@ -12906,6 +12799,7 @@
         <w:rPr>
           <w:noProof/>
         </w:rPr>
+        <w:lastRenderedPageBreak/>
         <mc:AlternateContent>
           <mc:Choice Requires="wps">
             <w:drawing>
@@ -13049,7 +12943,6 @@
         <w:rPr>
           <w:noProof/>
         </w:rPr>
-        <w:lastRenderedPageBreak/>
         <mc:AlternateContent>
           <mc:Choice Requires="wps">
             <w:drawing>
@@ -13175,11 +13068,11 @@
         </w:tabs>
         <w:ind w:left="607" w:hanging="607"/>
       </w:pPr>
-      <w:bookmarkStart w:id="37" w:name="_Toc231936166"/>
+      <w:bookmarkStart w:id="36" w:name="_Toc231936166"/>
       <w:r>
         <w:t>Organização Dados Brutos</w:t>
       </w:r>
-      <w:bookmarkEnd w:id="37"/>
+      <w:bookmarkEnd w:id="36"/>
     </w:p>
     <w:p>
       <w:r>
@@ -13627,13 +13520,23 @@
         <w:szCs w:val="20"/>
       </w:rPr>
     </w:pPr>
+    <w:proofErr w:type="gramStart"/>
     <w:r>
       <w:rPr>
         <w:color w:val="948A54"/>
         <w:sz w:val="20"/>
         <w:szCs w:val="20"/>
       </w:rPr>
-      <w:t>Framework  Básico                                                                             WissTek- IoT</w:t>
+      <w:t>Framework  Básico</w:t>
+    </w:r>
+    <w:proofErr w:type="gramEnd"/>
+    <w:r>
+      <w:rPr>
+        <w:color w:val="948A54"/>
+        <w:sz w:val="20"/>
+        <w:szCs w:val="20"/>
+      </w:rPr>
+      <w:t xml:space="preserve">                                                                             WissTek- IoT</w:t>
     </w:r>
     <w:r>
       <w:rPr>
@@ -18802,7 +18705,6 @@
   <w:style w:type="character" w:default="1" w:styleId="Fontepargpadro">
     <w:name w:val="Default Paragraph Font"/>
     <w:uiPriority w:val="1"/>
-    <w:semiHidden/>
     <w:unhideWhenUsed/>
   </w:style>
   <w:style w:type="table" w:default="1" w:styleId="Tabelanormal">

--- a/Doc_Framework_Basic.docx
+++ b/Doc_Framework_Basic.docx
@@ -7399,6 +7399,9 @@
           <w:numId w:val="35"/>
         </w:numPr>
       </w:pPr>
+      <w:r>
+        <w:t xml:space="preserve">Computador com </w:t>
+      </w:r>
       <w:r>
         <w:t>Python ligado via USB com o ESP32</w:t>
       </w:r>
@@ -7729,7 +7732,7 @@
           </mc:Choice>
           <mc:Fallback>
             <w:pict>
-              <v:oval w14:anchorId="41B9115C" id="Elipse 27" o:spid="_x0000_s1026" style="position:absolute;margin-left:59.7pt;margin-top:125.25pt;width:68.55pt;height:45.2pt;z-index:251731968;visibility:visible;mso-wrap-style:square;mso-wrap-distance-left:9pt;mso-wrap-distance-top:0;mso-wrap-distance-right:9pt;mso-wrap-distance-bottom:0;mso-position-horizontal:absolute;mso-position-horizontal-relative:text;mso-position-vertical:absolute;mso-position-vertical-relative:text;v-text-anchor:middle" o:gfxdata="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" filled="f" strokecolor="#e00" strokeweight="6pt">
+              <v:oval w14:anchorId="464E6170" id="Elipse 27" o:spid="_x0000_s1026" style="position:absolute;margin-left:59.7pt;margin-top:125.25pt;width:68.55pt;height:45.2pt;z-index:251731968;visibility:visible;mso-wrap-style:square;mso-wrap-distance-left:9pt;mso-wrap-distance-top:0;mso-wrap-distance-right:9pt;mso-wrap-distance-bottom:0;mso-position-horizontal:absolute;mso-position-horizontal-relative:text;mso-position-vertical:absolute;mso-position-vertical-relative:text;v-text-anchor:middle" o:gfxdata="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" filled="f" strokecolor="#e00" strokeweight="6pt">
                 <v:shadow on="t" color="black" opacity="22937f" origin=",.5" offset="0,.63889mm"/>
               </v:oval>
             </w:pict>
@@ -8258,8 +8261,6 @@
       </w:r>
       <w:bookmarkEnd w:id="30"/>
     </w:p>
-    <w:p/>
-    <w:p/>
     <w:p>
       <w:r>
         <w:t>Nesse item será explicado o Framework Básico utilizado como referência, seguindo o diagrama temporal.</w:t>
@@ -8290,7 +8291,6 @@
         <w:rPr>
           <w:noProof/>
         </w:rPr>
-        <w:lastRenderedPageBreak/>
         <w:drawing>
           <wp:inline distT="0" distB="0" distL="0" distR="0" wp14:anchorId="3B795F78" wp14:editId="3A505DE7">
             <wp:extent cx="1905165" cy="1196444"/>
@@ -8330,6 +8330,7 @@
     </w:p>
     <w:p>
       <w:r>
+        <w:lastRenderedPageBreak/>
         <w:t>O primeiro subdiretório tem os códigos do ESP32 que vai no nó sensor.</w:t>
       </w:r>
     </w:p>
@@ -8509,7 +8510,6 @@
         <w:rPr>
           <w:noProof/>
         </w:rPr>
-        <w:lastRenderedPageBreak/>
         <w:drawing>
           <wp:inline distT="0" distB="0" distL="0" distR="0" wp14:anchorId="157C99C9" wp14:editId="682471AF">
             <wp:extent cx="1447925" cy="1127858"/>
@@ -8724,7 +8724,6 @@
     </w:p>
     <w:p>
       <w:r>
-        <w:lastRenderedPageBreak/>
         <w:t>Essa Python deve ser executado quando os firmwares do gateway e nó sensor já tiverem sido instalados e testados com o MoTTest.</w:t>
       </w:r>
     </w:p>
@@ -8733,6 +8732,7 @@
         <w:rPr>
           <w:noProof/>
         </w:rPr>
+        <w:lastRenderedPageBreak/>
         <w:drawing>
           <wp:inline distT="0" distB="0" distL="0" distR="0" wp14:anchorId="3236D103" wp14:editId="761B0DF1">
             <wp:extent cx="5408930" cy="2726055"/>
@@ -8867,7 +8867,6 @@
         <w:rPr>
           <w:noProof/>
         </w:rPr>
-        <w:lastRenderedPageBreak/>
         <w:drawing>
           <wp:inline distT="0" distB="0" distL="0" distR="0" wp14:anchorId="17C59E12" wp14:editId="134DE412">
             <wp:extent cx="647756" cy="251482"/>
@@ -8907,6 +8906,7 @@
     </w:p>
     <w:p>
       <w:r>
+        <w:lastRenderedPageBreak/>
         <w:t>O trecho do código que faz essa leitura do arquivo do comando do LED amarelo.</w:t>
       </w:r>
     </w:p>
@@ -13520,23 +13520,13 @@
         <w:szCs w:val="20"/>
       </w:rPr>
     </w:pPr>
-    <w:proofErr w:type="gramStart"/>
     <w:r>
       <w:rPr>
         <w:color w:val="948A54"/>
         <w:sz w:val="20"/>
         <w:szCs w:val="20"/>
       </w:rPr>
-      <w:t>Framework  Básico</w:t>
-    </w:r>
-    <w:proofErr w:type="gramEnd"/>
-    <w:r>
-      <w:rPr>
-        <w:color w:val="948A54"/>
-        <w:sz w:val="20"/>
-        <w:szCs w:val="20"/>
-      </w:rPr>
-      <w:t xml:space="preserve">                                                                             WissTek- IoT</w:t>
+      <w:t>Framework  Básico                                                                             WissTek- IoT</w:t>
     </w:r>
     <w:r>
       <w:rPr>
